--- a/src/Tests/Inputs/cover-letters/07/input.docx
+++ b/src/Tests/Inputs/cover-letters/07/input.docx
@@ -1,6 +1,6 @@
 
 <file path=word/document.xml><?xml version="1.0" encoding="utf-8"?>
-<w:document xmlns:wpc="http://schemas.microsoft.com/office/word/2010/wordprocessingCanvas" xmlns:cx="http://schemas.microsoft.com/office/drawing/2014/chartex" xmlns:cx1="http://schemas.microsoft.com/office/drawing/2015/9/8/chartex" xmlns:cx2="http://schemas.microsoft.com/office/drawing/2015/10/21/chartex" xmlns:cx3="http://schemas.microsoft.com/office/drawing/2016/5/9/chartex" xmlns:cx4="http://schemas.microsoft.com/office/drawing/2016/5/10/chartex" xmlns:cx5="http://schemas.microsoft.com/office/drawing/2016/5/11/chartex" xmlns:cx6="http://schemas.microsoft.com/office/drawing/2016/5/12/chartex" xmlns:cx7="http://schemas.microsoft.com/office/drawing/2016/5/13/chartex" xmlns:cx8="http://schemas.microsoft.com/office/drawing/2016/5/14/chartex" xmlns:mc="http://schemas.openxmlformats.org/markup-compatibility/2006" xmlns:aink="http://schemas.microsoft.com/office/drawing/2016/ink" xmlns:am3d="http://schemas.microsoft.com/office/drawing/2017/model3d" xmlns:o="urn:schemas-microsoft-com:office:office" xmlns:oel="http://schemas.microsoft.com/office/2019/extlst" xmlns:r="http://schemas.openxmlformats.org/officeDocument/2006/relationships" xmlns:m="http://schemas.openxmlformats.org/officeDocument/2006/math" xmlns:v="urn:schemas-microsoft-com:vml" xmlns:wp14="http://schemas.microsoft.com/office/word/2010/wordprocessingDrawing" xmlns:wp="http://schemas.openxmlformats.org/drawingml/2006/wordprocessingDrawing" xmlns:w10="urn:schemas-microsoft-com:office:word" xmlns:w="http://schemas.openxmlformats.org/wordprocessingml/2006/main" xmlns:w14="http://schemas.microsoft.com/office/word/2010/wordml" xmlns:w15="http://schemas.microsoft.com/office/word/2012/wordml" xmlns:w16cex="http://schemas.microsoft.com/office/word/2018/wordml/cex" xmlns:w16cid="http://schemas.microsoft.com/office/word/2016/wordml/cid" xmlns:w16="http://schemas.microsoft.com/office/word/2018/wordml" xmlns:w16du="http://schemas.microsoft.com/office/word/2023/wordml/word16du" xmlns:w16sdtdh="http://schemas.microsoft.com/office/word/2020/wordml/sdtdatahash" xmlns:w16se="http://schemas.microsoft.com/office/word/2015/wordml/symex" xmlns:wpg="http://schemas.microsoft.com/office/word/2010/wordprocessingGroup" xmlns:wpi="http://schemas.microsoft.com/office/word/2010/wordprocessingInk" xmlns:wne="http://schemas.microsoft.com/office/word/2006/wordml" xmlns:wps="http://schemas.microsoft.com/office/word/2010/wordprocessingShape" mc:Ignorable="w14 w15 w16se w16cid w16 w16cex w16sdtdh wp14">
+<w:document xmlns:a="http://schemas.openxmlformats.org/drawingml/2006/main" xmlns:adec="http://schemas.microsoft.com/office/drawing/2017/decorative" xmlns:wpc="http://schemas.microsoft.com/office/word/2010/wordprocessingCanvas" xmlns:cx="http://schemas.microsoft.com/office/drawing/2014/chartex" xmlns:cx1="http://schemas.microsoft.com/office/drawing/2015/9/8/chartex" xmlns:cx2="http://schemas.microsoft.com/office/drawing/2015/10/21/chartex" xmlns:cx3="http://schemas.microsoft.com/office/drawing/2016/5/9/chartex" xmlns:cx4="http://schemas.microsoft.com/office/drawing/2016/5/10/chartex" xmlns:cx5="http://schemas.microsoft.com/office/drawing/2016/5/11/chartex" xmlns:cx6="http://schemas.microsoft.com/office/drawing/2016/5/12/chartex" xmlns:cx7="http://schemas.microsoft.com/office/drawing/2016/5/13/chartex" xmlns:cx8="http://schemas.microsoft.com/office/drawing/2016/5/14/chartex" xmlns:mc="http://schemas.openxmlformats.org/markup-compatibility/2006" xmlns:aink="http://schemas.microsoft.com/office/drawing/2016/ink" xmlns:am3d="http://schemas.microsoft.com/office/drawing/2017/model3d" xmlns:o="urn:schemas-microsoft-com:office:office" xmlns:oel="http://schemas.microsoft.com/office/2019/extlst" xmlns:r="http://schemas.openxmlformats.org/officeDocument/2006/relationships" xmlns:m="http://schemas.openxmlformats.org/officeDocument/2006/math" xmlns:v="urn:schemas-microsoft-com:vml" xmlns:wp14="http://schemas.microsoft.com/office/word/2010/wordprocessingDrawing" xmlns:wp="http://schemas.openxmlformats.org/drawingml/2006/wordprocessingDrawing" xmlns:w10="urn:schemas-microsoft-com:office:word" xmlns:w="http://schemas.openxmlformats.org/wordprocessingml/2006/main" xmlns:w14="http://schemas.microsoft.com/office/word/2010/wordml" xmlns:w15="http://schemas.microsoft.com/office/word/2012/wordml" xmlns:w16cex="http://schemas.microsoft.com/office/word/2018/wordml/cex" xmlns:w16cid="http://schemas.microsoft.com/office/word/2016/wordml/cid" xmlns:w16="http://schemas.microsoft.com/office/word/2018/wordml" xmlns:w16du="http://schemas.microsoft.com/office/word/2023/wordml/word16du" xmlns:w16sdtdh="http://schemas.microsoft.com/office/word/2020/wordml/sdtdatahash" xmlns:w16se="http://schemas.microsoft.com/office/word/2015/wordml/symex" xmlns:wpg="http://schemas.microsoft.com/office/word/2010/wordprocessingGroup" xmlns:wpi="http://schemas.microsoft.com/office/word/2010/wordprocessingInk" xmlns:wne="http://schemas.microsoft.com/office/word/2006/wordml" xmlns:wps="http://schemas.microsoft.com/office/word/2010/wordprocessingShape" mc:Ignorable="w14 w15 w16se w16cid w16 w16cex w16sdtdh wp14">
   <w:body>
     <w:p>
       <w:r>
@@ -11,7 +11,7 @@
         <mc:AlternateContent>
           <mc:Choice Requires="wpg">
             <w:drawing>
-              <wp:anchor distT="0" distB="0" distL="114300" distR="114300" simplePos="0" relativeHeight="251665408" behindDoc="1" locked="1" layoutInCell="1" allowOverlap="1" wp14:anchorId="05676E2B" wp14:editId="6CB20492">
+              <wp:anchor distT="0" distB="0" distL="114300" distR="114300" simplePos="0" relativeHeight="251665408" behindDoc="1" locked="1" layoutInCell="1" allowOverlap="1" wp14:editId="6CB20492" wp14:anchorId="05676E2B">
                 <wp:simplePos x="0" y="0"/>
                 <wp:positionH relativeFrom="column">
                   <wp:posOffset>-738505</wp:posOffset>
@@ -176,10 +176,10 @@
           </mc:Choice>
           <mc:Fallback>
             <w:pict>
-              <v:group w14:anchorId="4798C0C3" id="Group 2" o:spid="_x0000_s1026" alt="&quot;&quot;" style="position:absolute;margin-left:-58.15pt;margin-top:-1in;width:612pt;height:11in;z-index:-251651072;mso-width-relative:margin;mso-height-relative:margin" coordorigin="-7510" coordsize="77724,100584" o:gfxdata="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">
-                <v:rect id="Rectangle 1" o:spid="_x0000_s1027" style="position:absolute;left:-7510;width:77723;height:100584;visibility:visible;mso-wrap-style:square;v-text-anchor:middle" o:gfxdata="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" fillcolor="#fffcee [3204]" stroked="f" strokeweight="1pt"/>
-                <v:rect id="Rectangle 1" o:spid="_x0000_s1028" style="position:absolute;top:98298;width:62636;height:2286;flip:y;visibility:visible;mso-wrap-style:square;v-text-anchor:middle" o:gfxdata="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" fillcolor="black [3213]" stroked="f" strokeweight="1pt"/>
-                <v:rect id="Rectangle 1" o:spid="_x0000_s1029" style="position:absolute;width:62636;height:2286;flip:y;visibility:visible;mso-wrap-style:square;v-text-anchor:middle" o:gfxdata="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" fillcolor="black [3213]" stroked="f" strokeweight="1pt"/>
+              <v:group id="Group 2" style="position:absolute;margin-left:-58.15pt;margin-top:-1in;width:612pt;height:11in;z-index:-251651072;mso-width-relative:margin;mso-height-relative:margin" alt="&quot;&quot;" coordsize="77724,100584" coordorigin="-7510" o:spid="_x0000_s1026" o:gfxdata="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" w14:anchorId="4798C0C3">
+                <v:rect id="Rectangle 1" style="position:absolute;left:-7510;width:77723;height:100584;visibility:visible;mso-wrap-style:square;v-text-anchor:middle" o:spid="_x0000_s1027" fillcolor="#fffcee [3204]" stroked="f" strokeweight="1pt" o:gfxdata="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"/>
+                <v:rect id="Rectangle 1" style="position:absolute;top:98298;width:62636;height:2286;flip:y;visibility:visible;mso-wrap-style:square;v-text-anchor:middle" o:spid="_x0000_s1028" fillcolor="black [3213]" stroked="f" strokeweight="1pt" o:gfxdata="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"/>
+                <v:rect id="Rectangle 1" style="position:absolute;width:62636;height:2286;flip:y;visibility:visible;mso-wrap-style:square;v-text-anchor:middle" o:spid="_x0000_s1029" fillcolor="black [3213]" stroked="f" strokeweight="1pt" o:gfxdata="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"/>
                 <w10:anchorlock/>
               </v:group>
             </w:pict>
@@ -334,7 +334,7 @@
                 </mc:Choice>
                 <mc:Fallback>
                   <w:pict>
-                    <v:rect w14:anchorId="20838FEC" id="Rectangle 1" o:spid="_x0000_s1026" alt="&quot;&quot;" style="width:41.75pt;height:5pt;visibility:visible;mso-wrap-style:square;mso-left-percent:-10001;mso-top-percent:-10001;mso-position-horizontal:absolute;mso-position-horizontal-relative:char;mso-position-vertical:absolute;mso-position-vertical-relative:line;mso-left-percent:-10001;mso-top-percent:-10001;v-text-anchor:middle" o:gfxdata="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" fillcolor="black [3213]" stroked="f" strokeweight="1pt">
+                    <v:rect id="Rectangle 1" style="width:41.75pt;height:5pt;visibility:visible;mso-wrap-style:square;mso-left-percent:-10001;mso-top-percent:-10001;mso-position-horizontal:absolute;mso-position-horizontal-relative:char;mso-position-vertical:absolute;mso-position-vertical-relative:line;mso-left-percent:-10001;mso-top-percent:-10001;v-text-anchor:middle" alt="&quot;&quot;" o:spid="_x0000_s1026" fillcolor="black [3213]" stroked="f" strokeweight="1pt" o:gfxdata="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" w14:anchorId="20838FEC">
                       <w10:anchorlock/>
                     </v:rect>
                   </w:pict>

--- a/src/Tests/Inputs/cover-letters/07/input.docx
+++ b/src/Tests/Inputs/cover-letters/07/input.docx
@@ -1648,921 +1648,6 @@
 </w:webSettings>
 </file>
 
-<file path=word/glossary/document.xml><?xml version="1.0" encoding="utf-8"?>
-<w:glossaryDocument xmlns:wpc="http://schemas.microsoft.com/office/word/2010/wordprocessingCanvas" xmlns:cx="http://schemas.microsoft.com/office/drawing/2014/chartex" xmlns:cx1="http://schemas.microsoft.com/office/drawing/2015/9/8/chartex" xmlns:cx2="http://schemas.microsoft.com/office/drawing/2015/10/21/chartex" xmlns:cx3="http://schemas.microsoft.com/office/drawing/2016/5/9/chartex" xmlns:cx4="http://schemas.microsoft.com/office/drawing/2016/5/10/chartex" xmlns:cx5="http://schemas.microsoft.com/office/drawing/2016/5/11/chartex" xmlns:cx6="http://schemas.microsoft.com/office/drawing/2016/5/12/chartex" xmlns:cx7="http://schemas.microsoft.com/office/drawing/2016/5/13/chartex" xmlns:cx8="http://schemas.microsoft.com/office/drawing/2016/5/14/chartex" xmlns:mc="http://schemas.openxmlformats.org/markup-compatibility/2006" xmlns:aink="http://schemas.microsoft.com/office/drawing/2016/ink" xmlns:am3d="http://schemas.microsoft.com/office/drawing/2017/model3d" xmlns:o="urn:schemas-microsoft-com:office:office" xmlns:oel="http://schemas.microsoft.com/office/2019/extlst" xmlns:r="http://schemas.openxmlformats.org/officeDocument/2006/relationships" xmlns:m="http://schemas.openxmlformats.org/officeDocument/2006/math" xmlns:v="urn:schemas-microsoft-com:vml" xmlns:wp14="http://schemas.microsoft.com/office/word/2010/wordprocessingDrawing" xmlns:wp="http://schemas.openxmlformats.org/drawingml/2006/wordprocessingDrawing" xmlns:w10="urn:schemas-microsoft-com:office:word" xmlns:w="http://schemas.openxmlformats.org/wordprocessingml/2006/main" xmlns:w14="http://schemas.microsoft.com/office/word/2010/wordml" xmlns:w15="http://schemas.microsoft.com/office/word/2012/wordml" xmlns:w16cex="http://schemas.microsoft.com/office/word/2018/wordml/cex" xmlns:w16cid="http://schemas.microsoft.com/office/word/2016/wordml/cid" xmlns:w16="http://schemas.microsoft.com/office/word/2018/wordml" xmlns:w16du="http://schemas.microsoft.com/office/word/2023/wordml/word16du" xmlns:w16sdtdh="http://schemas.microsoft.com/office/word/2020/wordml/sdtdatahash" xmlns:w16se="http://schemas.microsoft.com/office/word/2015/wordml/symex" xmlns:wpg="http://schemas.microsoft.com/office/word/2010/wordprocessingGroup" xmlns:wpi="http://schemas.microsoft.com/office/word/2010/wordprocessingInk" xmlns:wne="http://schemas.microsoft.com/office/word/2006/wordml" xmlns:wps="http://schemas.microsoft.com/office/word/2010/wordprocessingShape" mc:Ignorable="w14 w15 w16se w16cid w16 w16cex w16sdtdh wp14">
-  <w:docParts>
-    <w:docPart>
-      <w:docPartPr>
-        <w:name w:val="770D428A34CC4815B80AA494CBB52719"/>
-        <w:category>
-          <w:name w:val="General"/>
-          <w:gallery w:val="placeholder"/>
-        </w:category>
-        <w:types>
-          <w:type w:val="bbPlcHdr"/>
-        </w:types>
-        <w:behaviors>
-          <w:behavior w:val="content"/>
-        </w:behaviors>
-        <w:guid w:val="{8E4EDC56-9E33-4696-9915-16C270B810D6}"/>
-      </w:docPartPr>
-      <w:docPartBody>
-        <w:p>
-          <w:pPr>
-            <w:pStyle w:val="770D428A34CC4815B80AA494CBB52719"/>
-          </w:pPr>
-          <w:r>
-            <w:t>VICTORIA</w:t>
-          </w:r>
-          <w:r>
-            <w:br/>
-            <w:t>BURKE</w:t>
-          </w:r>
-        </w:p>
-      </w:docPartBody>
-    </w:docPart>
-    <w:docPart>
-      <w:docPartPr>
-        <w:name w:val="0A365D03C42D45DCBAE6A253758E8703"/>
-        <w:category>
-          <w:name w:val="General"/>
-          <w:gallery w:val="placeholder"/>
-        </w:category>
-        <w:types>
-          <w:type w:val="bbPlcHdr"/>
-        </w:types>
-        <w:behaviors>
-          <w:behavior w:val="content"/>
-        </w:behaviors>
-        <w:guid w:val="{5048C841-06AB-444B-8604-1904F33568A9}"/>
-      </w:docPartPr>
-      <w:docPartBody>
-        <w:p>
-          <w:pPr>
-            <w:pStyle w:val="0A365D03C42D45DCBAE6A253758E8703"/>
-          </w:pPr>
-          <w:r>
-            <w:t>Manager</w:t>
-          </w:r>
-        </w:p>
-      </w:docPartBody>
-    </w:docPart>
-    <w:docPart>
-      <w:docPartPr>
-        <w:name w:val="E3EDCAF1DCB34763A6350E2E887FB7E5"/>
-        <w:category>
-          <w:name w:val="General"/>
-          <w:gallery w:val="placeholder"/>
-        </w:category>
-        <w:types>
-          <w:type w:val="bbPlcHdr"/>
-        </w:types>
-        <w:behaviors>
-          <w:behavior w:val="content"/>
-        </w:behaviors>
-        <w:guid w:val="{0225A76E-765A-4A1F-B0D1-BABA8A71F4CF}"/>
-      </w:docPartPr>
-      <w:docPartBody>
-        <w:p>
-          <w:pPr>
-            <w:pStyle w:val="E3EDCAF1DCB34763A6350E2E887FB7E5"/>
-          </w:pPr>
-          <w:r>
-            <w:t>Contact</w:t>
-          </w:r>
-        </w:p>
-      </w:docPartBody>
-    </w:docPart>
-    <w:docPart>
-      <w:docPartPr>
-        <w:name w:val="BE2E23DD887949CFA5713C56A0B1DF3D"/>
-        <w:category>
-          <w:name w:val="General"/>
-          <w:gallery w:val="placeholder"/>
-        </w:category>
-        <w:types>
-          <w:type w:val="bbPlcHdr"/>
-        </w:types>
-        <w:behaviors>
-          <w:behavior w:val="content"/>
-        </w:behaviors>
-        <w:guid w:val="{B85E5E21-2557-4B19-B566-841895AE3B29}"/>
-      </w:docPartPr>
-      <w:docPartBody>
-        <w:p>
-          <w:pPr>
-            <w:pStyle w:val="BE2E23DD887949CFA5713C56A0B1DF3D"/>
-          </w:pPr>
-          <w:r>
-            <w:t>Manhattan, NY</w:t>
-          </w:r>
-        </w:p>
-      </w:docPartBody>
-    </w:docPart>
-    <w:docPart>
-      <w:docPartPr>
-        <w:name w:val="D34B4D62D8A4472484C28F8C59769CC1"/>
-        <w:category>
-          <w:name w:val="General"/>
-          <w:gallery w:val="placeholder"/>
-        </w:category>
-        <w:types>
-          <w:type w:val="bbPlcHdr"/>
-        </w:types>
-        <w:behaviors>
-          <w:behavior w:val="content"/>
-        </w:behaviors>
-        <w:guid w:val="{B6888E08-C95E-4DBC-BFE8-55BA0E2E31D3}"/>
-      </w:docPartPr>
-      <w:docPartBody>
-        <w:p>
-          <w:pPr>
-            <w:pStyle w:val="D34B4D62D8A4472484C28F8C59769CC1"/>
-          </w:pPr>
-          <w:r>
-            <w:t>interestingsite.com</w:t>
-          </w:r>
-        </w:p>
-      </w:docPartBody>
-    </w:docPart>
-    <w:docPart>
-      <w:docPartPr>
-        <w:name w:val="48A68242B9D74AD5AECADA4D4CD48AC3"/>
-        <w:category>
-          <w:name w:val="General"/>
-          <w:gallery w:val="placeholder"/>
-        </w:category>
-        <w:types>
-          <w:type w:val="bbPlcHdr"/>
-        </w:types>
-        <w:behaviors>
-          <w:behavior w:val="content"/>
-        </w:behaviors>
-        <w:guid w:val="{84AD67AC-C0EE-4F93-830F-4734761C0B34}"/>
-      </w:docPartPr>
-      <w:docPartBody>
-        <w:p>
-          <w:pPr>
-            <w:pStyle w:val="48A68242B9D74AD5AECADA4D4CD48AC3"/>
-          </w:pPr>
-          <w:r>
-            <w:t>617.555.0123</w:t>
-          </w:r>
-        </w:p>
-      </w:docPartBody>
-    </w:docPart>
-    <w:docPart>
-      <w:docPartPr>
-        <w:name w:val="EC2407A8E40541F4B0DDA1114FD0775E"/>
-        <w:category>
-          <w:name w:val="General"/>
-          <w:gallery w:val="placeholder"/>
-        </w:category>
-        <w:types>
-          <w:type w:val="bbPlcHdr"/>
-        </w:types>
-        <w:behaviors>
-          <w:behavior w:val="content"/>
-        </w:behaviors>
-        <w:guid w:val="{3B1D4BE6-C4DC-4E80-A92A-A529374C9DD1}"/>
-      </w:docPartPr>
-      <w:docPartBody>
-        <w:p>
-          <w:pPr>
-            <w:pStyle w:val="EC2407A8E40541F4B0DDA1114FD0775E"/>
-          </w:pPr>
-          <w:r>
-            <w:t>victoria@example.com</w:t>
-          </w:r>
-        </w:p>
-      </w:docPartBody>
-    </w:docPart>
-    <w:docPart>
-      <w:docPartPr>
-        <w:name w:val="82B3FB6AA6D6442D9E32EAEF06B5C054"/>
-        <w:category>
-          <w:name w:val="General"/>
-          <w:gallery w:val="placeholder"/>
-        </w:category>
-        <w:types>
-          <w:type w:val="bbPlcHdr"/>
-        </w:types>
-        <w:behaviors>
-          <w:behavior w:val="content"/>
-        </w:behaviors>
-        <w:guid w:val="{9EB9EABC-C4FC-4E24-B181-7C4BFFA9A674}"/>
-      </w:docPartPr>
-      <w:docPartBody>
-        <w:p>
-          <w:pPr>
-            <w:pStyle w:val="82B3FB6AA6D6442D9E32EAEF06B5C054"/>
-          </w:pPr>
-          <w:r>
-            <w:t>DEAR RECIPIENT:</w:t>
-          </w:r>
-        </w:p>
-      </w:docPartBody>
-    </w:docPart>
-    <w:docPart>
-      <w:docPartPr>
-        <w:name w:val="08F71EA77B66456E99709B921A7B4972"/>
-        <w:category>
-          <w:name w:val="General"/>
-          <w:gallery w:val="placeholder"/>
-        </w:category>
-        <w:types>
-          <w:type w:val="bbPlcHdr"/>
-        </w:types>
-        <w:behaviors>
-          <w:behavior w:val="content"/>
-        </w:behaviors>
-        <w:guid w:val="{368CBFC5-E6B2-415E-8739-D232E87FAC3C}"/>
-      </w:docPartPr>
-      <w:docPartBody>
-        <w:p>
-          <w:r>
-            <w:t>I am excited to apply for the Restaurant Manager position at Larkspur West. As a seasoned restaurant professional with over 11+ years of experience in the industry, I am confident that I have the skills and expertise necessary to lead your team to success.</w:t>
-          </w:r>
-        </w:p>
-        <w:p/>
-        <w:p>
-          <w:r>
-            <w:t>Throughout my career, I have gained extensive experience in all aspects of restaurant management, including staff supervision, inventory control, cost analysis, menu development, and customer service. I am a skilled communicator and leader, with a proven ability to motivate and inspire teams to achieve their goals. Additionally, I have a strong track record of maximizing profits through effective cost management and sales strategies, and I am committed to delivering exceptional dining experiences to every customer.</w:t>
-          </w:r>
-        </w:p>
-        <w:p/>
-        <w:p>
-          <w:pPr>
-            <w:pStyle w:val="08F71EA77B66456E99709B921A7B4972"/>
-          </w:pPr>
-          <w:r>
-            <w:t>Thank you for considering my application. I look forward to discussing my qualifications with you further and learning more about the exciting opportunities available at Larkspur West.</w:t>
-          </w:r>
-        </w:p>
-      </w:docPartBody>
-    </w:docPart>
-    <w:docPart>
-      <w:docPartPr>
-        <w:name w:val="FEE8F53A7A534EB4B17E592A58FD77D1"/>
-        <w:category>
-          <w:name w:val="General"/>
-          <w:gallery w:val="placeholder"/>
-        </w:category>
-        <w:types>
-          <w:type w:val="bbPlcHdr"/>
-        </w:types>
-        <w:behaviors>
-          <w:behavior w:val="content"/>
-        </w:behaviors>
-        <w:guid w:val="{1A9BA1DF-7722-48A3-BC7C-27B728775FE9}"/>
-      </w:docPartPr>
-      <w:docPartBody>
-        <w:p>
-          <w:pPr>
-            <w:pStyle w:val="FEE8F53A7A534EB4B17E592A58FD77D1"/>
-          </w:pPr>
-          <w:r>
-            <w:t>Sincerely,</w:t>
-          </w:r>
-        </w:p>
-      </w:docPartBody>
-    </w:docPart>
-    <w:docPart>
-      <w:docPartPr>
-        <w:name w:val="96B0D5D9CF1F46DAA6BAC1FD6CDAA157"/>
-        <w:category>
-          <w:name w:val="General"/>
-          <w:gallery w:val="placeholder"/>
-        </w:category>
-        <w:types>
-          <w:type w:val="bbPlcHdr"/>
-        </w:types>
-        <w:behaviors>
-          <w:behavior w:val="content"/>
-        </w:behaviors>
-        <w:guid w:val="{E69CDFC6-E5E9-44DF-A1B6-6D3BD6A3FCEB}"/>
-      </w:docPartPr>
-      <w:docPartBody>
-        <w:p>
-          <w:pPr>
-            <w:pStyle w:val="96B0D5D9CF1F46DAA6BAC1FD6CDAA157"/>
-          </w:pPr>
-          <w:r>
-            <w:t>Victoria Burke</w:t>
-          </w:r>
-        </w:p>
-      </w:docPartBody>
-    </w:docPart>
-  </w:docParts>
-</w:glossaryDocument>
-</file>
-
-<file path=word/glossary/fontTable.xml><?xml version="1.0" encoding="utf-8"?>
-<w:fonts xmlns:mc="http://schemas.openxmlformats.org/markup-compatibility/2006" xmlns:r="http://schemas.openxmlformats.org/officeDocument/2006/relationships" xmlns:w="http://schemas.openxmlformats.org/wordprocessingml/2006/main" xmlns:w14="http://schemas.microsoft.com/office/word/2010/wordml" xmlns:w15="http://schemas.microsoft.com/office/word/2012/wordml" xmlns:w16cex="http://schemas.microsoft.com/office/word/2018/wordml/cex" xmlns:w16cid="http://schemas.microsoft.com/office/word/2016/wordml/cid" xmlns:w16="http://schemas.microsoft.com/office/word/2018/wordml" xmlns:w16sdtdh="http://schemas.microsoft.com/office/word/2020/wordml/sdtdatahash" xmlns:w16se="http://schemas.microsoft.com/office/word/2015/wordml/symex" mc:Ignorable="w14 w15 w16se w16cid w16 w16cex w16sdtdh">
-  <w:font w:name="Calibri Light">
-    <w:panose1 w:val="020F0302020204030204"/>
-    <w:charset w:val="00"/>
-    <w:family w:val="swiss"/>
-    <w:pitch w:val="variable"/>
-    <w:sig w:usb0="E4002EFF" w:usb1="C000247B" w:usb2="00000009" w:usb3="00000000" w:csb0="000001FF" w:csb1="00000000"/>
-  </w:font>
-  <w:font w:name="Times New Roman">
-    <w:panose1 w:val="02020603050405020304"/>
-    <w:charset w:val="00"/>
-    <w:family w:val="roman"/>
-    <w:pitch w:val="variable"/>
-    <w:sig w:usb0="E0002EFF" w:usb1="C000785B" w:usb2="00000009" w:usb3="00000000" w:csb0="000001FF" w:csb1="00000000"/>
-  </w:font>
-  <w:font w:name="Bahnschrift">
-    <w:panose1 w:val="020B0502040204020203"/>
-    <w:charset w:val="00"/>
-    <w:family w:val="swiss"/>
-    <w:pitch w:val="variable"/>
-    <w:sig w:usb0="A00002C7" w:usb1="00000002" w:usb2="00000000" w:usb3="00000000" w:csb0="0000019F" w:csb1="00000000"/>
-  </w:font>
-  <w:font w:name="Narkisim">
-    <w:charset w:val="B1"/>
-    <w:family w:val="swiss"/>
-    <w:pitch w:val="variable"/>
-    <w:sig w:usb0="00000803" w:usb1="00000000" w:usb2="00000000" w:usb3="00000000" w:csb0="00000021" w:csb1="00000000"/>
-  </w:font>
-  <w:font w:name="Merriweather">
-    <w:charset w:val="00"/>
-    <w:family w:val="auto"/>
-    <w:pitch w:val="variable"/>
-    <w:sig w:usb0="20000207" w:usb1="00000002" w:usb2="00000000" w:usb3="00000000" w:csb0="00000197" w:csb1="00000000"/>
-  </w:font>
-  <w:font w:name="Calibri">
-    <w:panose1 w:val="020F0502020204030204"/>
-    <w:charset w:val="00"/>
-    <w:family w:val="swiss"/>
-    <w:pitch w:val="variable"/>
-    <w:sig w:usb0="E4002EFF" w:usb1="C000247B" w:usb2="00000009" w:usb3="00000000" w:csb0="000001FF" w:csb1="00000000"/>
-  </w:font>
-</w:fonts>
-</file>
-
-<file path=word/glossary/settings.xml><?xml version="1.0" encoding="utf-8"?>
-<w:settings xmlns:mc="http://schemas.openxmlformats.org/markup-compatibility/2006" xmlns:o="urn:schemas-microsoft-com:office:office" xmlns:r="http://schemas.openxmlformats.org/officeDocument/2006/relationships" xmlns:m="http://schemas.openxmlformats.org/officeDocument/2006/math" xmlns:v="urn:schemas-microsoft-com:vml" xmlns:w10="urn:schemas-microsoft-com:office:word" xmlns:w="http://schemas.openxmlformats.org/wordprocessingml/2006/main" xmlns:w14="http://schemas.microsoft.com/office/word/2010/wordml" xmlns:w15="http://schemas.microsoft.com/office/word/2012/wordml" xmlns:w16cex="http://schemas.microsoft.com/office/word/2018/wordml/cex" xmlns:w16cid="http://schemas.microsoft.com/office/word/2016/wordml/cid" xmlns:w16="http://schemas.microsoft.com/office/word/2018/wordml" xmlns:w16sdtdh="http://schemas.microsoft.com/office/word/2020/wordml/sdtdatahash" xmlns:w16se="http://schemas.microsoft.com/office/word/2015/wordml/symex" xmlns:sl="http://schemas.openxmlformats.org/schemaLibrary/2006/main" mc:Ignorable="w14 w15 w16se w16cid w16 w16cex w16sdtdh">
-  <w:view w:val="normal"/>
-  <w:defaultTabStop w:val="720"/>
-  <w:characterSpacingControl w:val="doNotCompress"/>
-  <w:compat>
-    <w:useFELayout/>
-    <w:compatSetting w:name="compatibilityMode" w:uri="http://schemas.microsoft.com/office/word" w:val="15"/>
-    <w:compatSetting w:name="overrideTableStyleFontSizeAndJustification" w:uri="http://schemas.microsoft.com/office/word" w:val="1"/>
-    <w:compatSetting w:name="enableOpenTypeFeatures" w:uri="http://schemas.microsoft.com/office/word" w:val="1"/>
-    <w:compatSetting w:name="doNotFlipMirrorIndents" w:uri="http://schemas.microsoft.com/office/word" w:val="1"/>
-    <w:compatSetting w:name="differentiateMultirowTableHeaders" w:uri="http://schemas.microsoft.com/office/word" w:val="1"/>
-    <w:compatSetting w:name="useWord2013TrackBottomHyphenation" w:uri="http://schemas.microsoft.com/office/word" w:val="1"/>
-  </w:compat>
-  <w:rsids>
-    <w:rsidRoot w:val="00C9499A"/>
-    <w:rsid w:val="000663CC"/>
-    <w:rsid w:val="00501E62"/>
-    <w:rsid w:val="00701F58"/>
-    <w:rsid w:val="00BD5333"/>
-    <w:rsid w:val="00BD78E0"/>
-    <w:rsid w:val="00C9499A"/>
-    <w:rsid w:val="00ED4F4F"/>
-    <w:rsid w:val="00FB5C3E"/>
-  </w:rsids>
-  <m:mathPr>
-    <m:mathFont m:val="Cambria Math"/>
-    <m:brkBin m:val="before"/>
-    <m:brkBinSub m:val="--"/>
-    <m:smallFrac m:val="0"/>
-    <m:dispDef/>
-    <m:lMargin m:val="0"/>
-    <m:rMargin m:val="0"/>
-    <m:defJc m:val="centerGroup"/>
-    <m:wrapIndent m:val="1440"/>
-    <m:intLim m:val="subSup"/>
-    <m:naryLim m:val="undOvr"/>
-  </m:mathPr>
-  <w:themeFontLang w:val="en-AU"/>
-  <w:clrSchemeMapping w:bg1="light1" w:t1="dark1" w:bg2="light2" w:t2="dark2" w:accent1="accent1" w:accent2="accent2" w:accent3="accent3" w:accent4="accent4" w:accent5="accent5" w:accent6="accent6" w:hyperlink="hyperlink" w:followedHyperlink="followedHyperlink"/>
-  <w:decimalSymbol w:val="."/>
-  <w:listSeparator w:val=","/>
-  <w15:chartTrackingRefBased/>
-</w:settings>
-</file>
-
-<file path=word/glossary/styles.xml><?xml version="1.0" encoding="utf-8"?>
-<w:styles xmlns:mc="http://schemas.openxmlformats.org/markup-compatibility/2006" xmlns:r="http://schemas.openxmlformats.org/officeDocument/2006/relationships" xmlns:w="http://schemas.openxmlformats.org/wordprocessingml/2006/main" xmlns:w14="http://schemas.microsoft.com/office/word/2010/wordml" xmlns:w15="http://schemas.microsoft.com/office/word/2012/wordml" xmlns:w16cex="http://schemas.microsoft.com/office/word/2018/wordml/cex" xmlns:w16cid="http://schemas.microsoft.com/office/word/2016/wordml/cid" xmlns:w16="http://schemas.microsoft.com/office/word/2018/wordml" xmlns:w16sdtdh="http://schemas.microsoft.com/office/word/2020/wordml/sdtdatahash" xmlns:w16se="http://schemas.microsoft.com/office/word/2015/wordml/symex" mc:Ignorable="w14 w15 w16se w16cid w16 w16cex w16sdtdh">
-  <w:docDefaults>
-    <w:rPrDefault>
-      <w:rPr>
-        <w:rFonts w:asciiTheme="minorHAnsi" w:eastAsiaTheme="minorEastAsia" w:hAnsiTheme="minorHAnsi" w:cstheme="minorBidi"/>
-        <w:sz w:val="22"/>
-        <w:szCs w:val="22"/>
-        <w:lang w:val="en-AU" w:eastAsia="en-AU" w:bidi="ar-SA"/>
-      </w:rPr>
-    </w:rPrDefault>
-    <w:pPrDefault>
-      <w:pPr>
-        <w:spacing w:after="160" w:line="259" w:lineRule="auto"/>
-      </w:pPr>
-    </w:pPrDefault>
-  </w:docDefaults>
-  <w:latentStyles w:defLockedState="0" w:defUIPriority="99" w:defSemiHidden="0" w:defUnhideWhenUsed="0" w:defQFormat="0" w:count="376">
-    <w:lsdException w:name="Normal" w:uiPriority="0" w:qFormat="1"/>
-    <w:lsdException w:name="heading 1" w:uiPriority="9" w:qFormat="1"/>
-    <w:lsdException w:name="heading 2" w:semiHidden="1" w:uiPriority="9" w:unhideWhenUsed="1" w:qFormat="1"/>
-    <w:lsdException w:name="heading 3" w:semiHidden="1" w:uiPriority="9" w:unhideWhenUsed="1" w:qFormat="1"/>
-    <w:lsdException w:name="heading 4" w:semiHidden="1" w:uiPriority="9" w:unhideWhenUsed="1" w:qFormat="1"/>
-    <w:lsdException w:name="heading 5" w:semiHidden="1" w:uiPriority="9" w:unhideWhenUsed="1" w:qFormat="1"/>
-    <w:lsdException w:name="heading 6" w:semiHidden="1" w:uiPriority="9" w:unhideWhenUsed="1" w:qFormat="1"/>
-    <w:lsdException w:name="heading 7" w:semiHidden="1" w:uiPriority="9" w:unhideWhenUsed="1" w:qFormat="1"/>
-    <w:lsdException w:name="heading 8" w:semiHidden="1" w:uiPriority="9" w:unhideWhenUsed="1" w:qFormat="1"/>
-    <w:lsdException w:name="heading 9" w:semiHidden="1" w:uiPriority="9" w:unhideWhenUsed="1" w:qFormat="1"/>
-    <w:lsdException w:name="index 1" w:semiHidden="1" w:unhideWhenUsed="1"/>
-    <w:lsdException w:name="index 2" w:semiHidden="1" w:unhideWhenUsed="1"/>
-    <w:lsdException w:name="index 3" w:semiHidden="1" w:unhideWhenUsed="1"/>
-    <w:lsdException w:name="index 4" w:semiHidden="1" w:unhideWhenUsed="1"/>
-    <w:lsdException w:name="index 5" w:semiHidden="1" w:unhideWhenUsed="1"/>
-    <w:lsdException w:name="index 6" w:semiHidden="1" w:unhideWhenUsed="1"/>
-    <w:lsdException w:name="index 7" w:semiHidden="1" w:unhideWhenUsed="1"/>
-    <w:lsdException w:name="index 8" w:semiHidden="1" w:unhideWhenUsed="1"/>
-    <w:lsdException w:name="index 9" w:semiHidden="1" w:unhideWhenUsed="1"/>
-    <w:lsdException w:name="toc 1" w:semiHidden="1" w:uiPriority="39" w:unhideWhenUsed="1"/>
-    <w:lsdException w:name="toc 2" w:semiHidden="1" w:uiPriority="39" w:unhideWhenUsed="1"/>
-    <w:lsdException w:name="toc 3" w:semiHidden="1" w:uiPriority="39" w:unhideWhenUsed="1"/>
-    <w:lsdException w:name="toc 4" w:semiHidden="1" w:uiPriority="39" w:unhideWhenUsed="1"/>
-    <w:lsdException w:name="toc 5" w:semiHidden="1" w:uiPriority="39" w:unhideWhenUsed="1"/>
-    <w:lsdException w:name="toc 6" w:semiHidden="1" w:uiPriority="39" w:unhideWhenUsed="1"/>
-    <w:lsdException w:name="toc 7" w:semiHidden="1" w:uiPriority="39" w:unhideWhenUsed="1"/>
-    <w:lsdException w:name="toc 8" w:semiHidden="1" w:uiPriority="39" w:unhideWhenUsed="1"/>
-    <w:lsdException w:name="toc 9" w:semiHidden="1" w:uiPriority="39" w:unhideWhenUsed="1"/>
-    <w:lsdException w:name="Normal Indent" w:semiHidden="1" w:unhideWhenUsed="1"/>
-    <w:lsdException w:name="footnote text" w:semiHidden="1" w:unhideWhenUsed="1"/>
-    <w:lsdException w:name="annotation text" w:semiHidden="1" w:unhideWhenUsed="1"/>
-    <w:lsdException w:name="header" w:semiHidden="1" w:unhideWhenUsed="1"/>
-    <w:lsdException w:name="footer" w:semiHidden="1" w:unhideWhenUsed="1"/>
-    <w:lsdException w:name="index heading" w:semiHidden="1" w:unhideWhenUsed="1"/>
-    <w:lsdException w:name="caption" w:semiHidden="1" w:uiPriority="35" w:unhideWhenUsed="1" w:qFormat="1"/>
-    <w:lsdException w:name="table of figures" w:semiHidden="1" w:unhideWhenUsed="1"/>
-    <w:lsdException w:name="envelope address" w:semiHidden="1" w:unhideWhenUsed="1"/>
-    <w:lsdException w:name="envelope return" w:semiHidden="1" w:unhideWhenUsed="1"/>
-    <w:lsdException w:name="footnote reference" w:semiHidden="1" w:unhideWhenUsed="1"/>
-    <w:lsdException w:name="annotation reference" w:semiHidden="1" w:unhideWhenUsed="1"/>
-    <w:lsdException w:name="line number" w:semiHidden="1" w:unhideWhenUsed="1"/>
-    <w:lsdException w:name="page number" w:semiHidden="1" w:unhideWhenUsed="1"/>
-    <w:lsdException w:name="endnote reference" w:semiHidden="1" w:unhideWhenUsed="1"/>
-    <w:lsdException w:name="endnote text" w:semiHidden="1" w:unhideWhenUsed="1"/>
-    <w:lsdException w:name="table of authorities" w:semiHidden="1" w:unhideWhenUsed="1"/>
-    <w:lsdException w:name="macro" w:semiHidden="1" w:unhideWhenUsed="1"/>
-    <w:lsdException w:name="toa heading" w:semiHidden="1" w:unhideWhenUsed="1"/>
-    <w:lsdException w:name="List" w:semiHidden="1" w:unhideWhenUsed="1"/>
-    <w:lsdException w:name="List Bullet" w:semiHidden="1" w:unhideWhenUsed="1"/>
-    <w:lsdException w:name="List Number" w:semiHidden="1" w:unhideWhenUsed="1"/>
-    <w:lsdException w:name="List 2" w:semiHidden="1" w:unhideWhenUsed="1"/>
-    <w:lsdException w:name="List 3" w:semiHidden="1" w:unhideWhenUsed="1"/>
-    <w:lsdException w:name="List 4" w:semiHidden="1" w:unhideWhenUsed="1"/>
-    <w:lsdException w:name="List 5" w:semiHidden="1" w:unhideWhenUsed="1"/>
-    <w:lsdException w:name="List Bullet 2" w:semiHidden="1" w:unhideWhenUsed="1"/>
-    <w:lsdException w:name="List Bullet 3" w:semiHidden="1" w:unhideWhenUsed="1"/>
-    <w:lsdException w:name="List Bullet 4" w:semiHidden="1" w:unhideWhenUsed="1"/>
-    <w:lsdException w:name="List Bullet 5" w:semiHidden="1" w:unhideWhenUsed="1"/>
-    <w:lsdException w:name="List Number 2" w:semiHidden="1" w:unhideWhenUsed="1"/>
-    <w:lsdException w:name="List Number 3" w:semiHidden="1" w:unhideWhenUsed="1"/>
-    <w:lsdException w:name="List Number 4" w:semiHidden="1" w:unhideWhenUsed="1"/>
-    <w:lsdException w:name="List Number 5" w:semiHidden="1" w:unhideWhenUsed="1"/>
-    <w:lsdException w:name="Title" w:uiPriority="10" w:qFormat="1"/>
-    <w:lsdException w:name="Closing" w:semiHidden="1" w:unhideWhenUsed="1"/>
-    <w:lsdException w:name="Signature" w:semiHidden="1" w:unhideWhenUsed="1"/>
-    <w:lsdException w:name="Default Paragraph Font" w:semiHidden="1" w:uiPriority="1" w:unhideWhenUsed="1"/>
-    <w:lsdException w:name="Body Text" w:semiHidden="1" w:unhideWhenUsed="1"/>
-    <w:lsdException w:name="Body Text Indent" w:semiHidden="1" w:unhideWhenUsed="1"/>
-    <w:lsdException w:name="List Continue" w:semiHidden="1" w:unhideWhenUsed="1"/>
-    <w:lsdException w:name="List Continue 2" w:semiHidden="1" w:unhideWhenUsed="1"/>
-    <w:lsdException w:name="List Continue 3" w:semiHidden="1" w:unhideWhenUsed="1"/>
-    <w:lsdException w:name="List Continue 4" w:semiHidden="1" w:unhideWhenUsed="1"/>
-    <w:lsdException w:name="List Continue 5" w:semiHidden="1" w:unhideWhenUsed="1"/>
-    <w:lsdException w:name="Message Header" w:semiHidden="1" w:unhideWhenUsed="1"/>
-    <w:lsdException w:name="Subtitle" w:uiPriority="11" w:qFormat="1"/>
-    <w:lsdException w:name="Salutation" w:semiHidden="1" w:unhideWhenUsed="1"/>
-    <w:lsdException w:name="Date" w:semiHidden="1" w:unhideWhenUsed="1"/>
-    <w:lsdException w:name="Body Text First Indent" w:semiHidden="1" w:unhideWhenUsed="1"/>
-    <w:lsdException w:name="Body Text First Indent 2" w:semiHidden="1" w:unhideWhenUsed="1"/>
-    <w:lsdException w:name="Note Heading" w:semiHidden="1" w:unhideWhenUsed="1"/>
-    <w:lsdException w:name="Body Text 2" w:semiHidden="1" w:unhideWhenUsed="1"/>
-    <w:lsdException w:name="Body Text 3" w:semiHidden="1" w:unhideWhenUsed="1"/>
-    <w:lsdException w:name="Body Text Indent 2" w:semiHidden="1" w:unhideWhenUsed="1"/>
-    <w:lsdException w:name="Body Text Indent 3" w:semiHidden="1" w:unhideWhenUsed="1"/>
-    <w:lsdException w:name="Block Text" w:semiHidden="1" w:unhideWhenUsed="1"/>
-    <w:lsdException w:name="Hyperlink" w:semiHidden="1" w:unhideWhenUsed="1"/>
-    <w:lsdException w:name="FollowedHyperlink" w:semiHidden="1" w:unhideWhenUsed="1"/>
-    <w:lsdException w:name="Strong" w:uiPriority="22" w:qFormat="1"/>
-    <w:lsdException w:name="Emphasis" w:uiPriority="20" w:qFormat="1"/>
-    <w:lsdException w:name="Document Map" w:semiHidden="1" w:unhideWhenUsed="1"/>
-    <w:lsdException w:name="Plain Text" w:semiHidden="1" w:unhideWhenUsed="1"/>
-    <w:lsdException w:name="E-mail Signature" w:semiHidden="1" w:unhideWhenUsed="1"/>
-    <w:lsdException w:name="HTML Top of Form" w:semiHidden="1" w:unhideWhenUsed="1"/>
-    <w:lsdException w:name="HTML Bottom of Form" w:semiHidden="1" w:unhideWhenUsed="1"/>
-    <w:lsdException w:name="Normal (Web)" w:semiHidden="1" w:unhideWhenUsed="1"/>
-    <w:lsdException w:name="HTML Acronym" w:semiHidden="1" w:unhideWhenUsed="1"/>
-    <w:lsdException w:name="HTML Address" w:semiHidden="1" w:unhideWhenUsed="1"/>
-    <w:lsdException w:name="HTML Cite" w:semiHidden="1" w:unhideWhenUsed="1"/>
-    <w:lsdException w:name="HTML Code" w:semiHidden="1" w:unhideWhenUsed="1"/>
-    <w:lsdException w:name="HTML Definition" w:semiHidden="1" w:unhideWhenUsed="1"/>
-    <w:lsdException w:name="HTML Keyboard" w:semiHidden="1" w:unhideWhenUsed="1"/>
-    <w:lsdException w:name="HTML Preformatted" w:semiHidden="1" w:unhideWhenUsed="1"/>
-    <w:lsdException w:name="HTML Sample" w:semiHidden="1" w:unhideWhenUsed="1"/>
-    <w:lsdException w:name="HTML Typewriter" w:semiHidden="1" w:unhideWhenUsed="1"/>
-    <w:lsdException w:name="HTML Variable" w:semiHidden="1" w:unhideWhenUsed="1"/>
-    <w:lsdException w:name="Normal Table" w:semiHidden="1" w:unhideWhenUsed="1"/>
-    <w:lsdException w:name="annotation subject" w:semiHidden="1" w:unhideWhenUsed="1"/>
-    <w:lsdException w:name="No List" w:semiHidden="1" w:unhideWhenUsed="1"/>
-    <w:lsdException w:name="Outline List 1" w:semiHidden="1" w:unhideWhenUsed="1"/>
-    <w:lsdException w:name="Outline List 2" w:semiHidden="1" w:unhideWhenUsed="1"/>
-    <w:lsdException w:name="Outline List 3" w:semiHidden="1" w:unhideWhenUsed="1"/>
-    <w:lsdException w:name="Table Simple 1" w:semiHidden="1" w:unhideWhenUsed="1"/>
-    <w:lsdException w:name="Table Simple 2" w:semiHidden="1" w:unhideWhenUsed="1"/>
-    <w:lsdException w:name="Table Simple 3" w:semiHidden="1" w:unhideWhenUsed="1"/>
-    <w:lsdException w:name="Table Classic 1" w:semiHidden="1" w:unhideWhenUsed="1"/>
-    <w:lsdException w:name="Table Classic 2" w:semiHidden="1" w:unhideWhenUsed="1"/>
-    <w:lsdException w:name="Table Classic 3" w:semiHidden="1" w:unhideWhenUsed="1"/>
-    <w:lsdException w:name="Table Classic 4" w:semiHidden="1" w:unhideWhenUsed="1"/>
-    <w:lsdException w:name="Table Colorful 1" w:semiHidden="1" w:unhideWhenUsed="1"/>
-    <w:lsdException w:name="Table Colorful 2" w:semiHidden="1" w:unhideWhenUsed="1"/>
-    <w:lsdException w:name="Table Colorful 3" w:semiHidden="1" w:unhideWhenUsed="1"/>
-    <w:lsdException w:name="Table Columns 1" w:semiHidden="1" w:unhideWhenUsed="1"/>
-    <w:lsdException w:name="Table Columns 2" w:semiHidden="1" w:unhideWhenUsed="1"/>
-    <w:lsdException w:name="Table Columns 3" w:semiHidden="1" w:unhideWhenUsed="1"/>
-    <w:lsdException w:name="Table Columns 4" w:semiHidden="1" w:unhideWhenUsed="1"/>
-    <w:lsdException w:name="Table Columns 5" w:semiHidden="1" w:unhideWhenUsed="1"/>
-    <w:lsdException w:name="Table Grid 1" w:semiHidden="1" w:unhideWhenUsed="1"/>
-    <w:lsdException w:name="Table Grid 2" w:semiHidden="1" w:unhideWhenUsed="1"/>
-    <w:lsdException w:name="Table Grid 3" w:semiHidden="1" w:unhideWhenUsed="1"/>
-    <w:lsdException w:name="Table Grid 4" w:semiHidden="1" w:unhideWhenUsed="1"/>
-    <w:lsdException w:name="Table Grid 5" w:semiHidden="1" w:unhideWhenUsed="1"/>
-    <w:lsdException w:name="Table Grid 6" w:semiHidden="1" w:unhideWhenUsed="1"/>
-    <w:lsdException w:name="Table Grid 7" w:semiHidden="1" w:unhideWhenUsed="1"/>
-    <w:lsdException w:name="Table Grid 8" w:semiHidden="1" w:unhideWhenUsed="1"/>
-    <w:lsdException w:name="Table List 1" w:semiHidden="1" w:unhideWhenUsed="1"/>
-    <w:lsdException w:name="Table List 2" w:semiHidden="1" w:unhideWhenUsed="1"/>
-    <w:lsdException w:name="Table List 3" w:semiHidden="1" w:unhideWhenUsed="1"/>
-    <w:lsdException w:name="Table List 4" w:semiHidden="1" w:unhideWhenUsed="1"/>
-    <w:lsdException w:name="Table List 5" w:semiHidden="1" w:unhideWhenUsed="1"/>
-    <w:lsdException w:name="Table List 6" w:semiHidden="1" w:unhideWhenUsed="1"/>
-    <w:lsdException w:name="Table List 7" w:semiHidden="1" w:unhideWhenUsed="1"/>
-    <w:lsdException w:name="Table List 8" w:semiHidden="1" w:unhideWhenUsed="1"/>
-    <w:lsdException w:name="Table 3D effects 1" w:semiHidden="1" w:unhideWhenUsed="1"/>
-    <w:lsdException w:name="Table 3D effects 2" w:semiHidden="1" w:unhideWhenUsed="1"/>
-    <w:lsdException w:name="Table 3D effects 3" w:semiHidden="1" w:unhideWhenUsed="1"/>
-    <w:lsdException w:name="Table Contemporary" w:semiHidden="1" w:unhideWhenUsed="1"/>
-    <w:lsdException w:name="Table Elegant" w:semiHidden="1" w:unhideWhenUsed="1"/>
-    <w:lsdException w:name="Table Professional" w:semiHidden="1" w:unhideWhenUsed="1"/>
-    <w:lsdException w:name="Table Subtle 1" w:semiHidden="1" w:unhideWhenUsed="1"/>
-    <w:lsdException w:name="Table Subtle 2" w:semiHidden="1" w:unhideWhenUsed="1"/>
-    <w:lsdException w:name="Table Web 1" w:semiHidden="1" w:unhideWhenUsed="1"/>
-    <w:lsdException w:name="Table Web 2" w:semiHidden="1" w:unhideWhenUsed="1"/>
-    <w:lsdException w:name="Table Web 3" w:semiHidden="1" w:unhideWhenUsed="1"/>
-    <w:lsdException w:name="Balloon Text" w:semiHidden="1" w:unhideWhenUsed="1"/>
-    <w:lsdException w:name="Table Grid" w:uiPriority="39"/>
-    <w:lsdException w:name="Table Theme" w:semiHidden="1" w:unhideWhenUsed="1"/>
-    <w:lsdException w:name="Placeholder Text" w:semiHidden="1"/>
-    <w:lsdException w:name="No Spacing" w:uiPriority="1" w:qFormat="1"/>
-    <w:lsdException w:name="Light Shading" w:uiPriority="60"/>
-    <w:lsdException w:name="Light List" w:uiPriority="61"/>
-    <w:lsdException w:name="Light Grid" w:uiPriority="62"/>
-    <w:lsdException w:name="Medium Shading 1" w:uiPriority="63"/>
-    <w:lsdException w:name="Medium Shading 2" w:uiPriority="64"/>
-    <w:lsdException w:name="Medium List 1" w:uiPriority="65"/>
-    <w:lsdException w:name="Medium List 2" w:uiPriority="66"/>
-    <w:lsdException w:name="Medium Grid 1" w:uiPriority="67"/>
-    <w:lsdException w:name="Medium Grid 2" w:uiPriority="68"/>
-    <w:lsdException w:name="Medium Grid 3" w:uiPriority="69"/>
-    <w:lsdException w:name="Dark List" w:uiPriority="70"/>
-    <w:lsdException w:name="Colorful Shading" w:uiPriority="71"/>
-    <w:lsdException w:name="Colorful List" w:uiPriority="72"/>
-    <w:lsdException w:name="Colorful Grid" w:uiPriority="73"/>
-    <w:lsdException w:name="Light Shading Accent 1" w:uiPriority="60"/>
-    <w:lsdException w:name="Light List Accent 1" w:uiPriority="61"/>
-    <w:lsdException w:name="Light Grid Accent 1" w:uiPriority="62"/>
-    <w:lsdException w:name="Medium Shading 1 Accent 1" w:uiPriority="63"/>
-    <w:lsdException w:name="Medium Shading 2 Accent 1" w:uiPriority="64"/>
-    <w:lsdException w:name="Medium List 1 Accent 1" w:uiPriority="65"/>
-    <w:lsdException w:name="Revision" w:semiHidden="1"/>
-    <w:lsdException w:name="List Paragraph" w:uiPriority="34" w:qFormat="1"/>
-    <w:lsdException w:name="Quote" w:uiPriority="29" w:qFormat="1"/>
-    <w:lsdException w:name="Intense Quote" w:uiPriority="30" w:qFormat="1"/>
-    <w:lsdException w:name="Medium List 2 Accent 1" w:uiPriority="66"/>
-    <w:lsdException w:name="Medium Grid 1 Accent 1" w:uiPriority="67"/>
-    <w:lsdException w:name="Medium Grid 2 Accent 1" w:uiPriority="68"/>
-    <w:lsdException w:name="Medium Grid 3 Accent 1" w:uiPriority="69"/>
-    <w:lsdException w:name="Dark List Accent 1" w:uiPriority="70"/>
-    <w:lsdException w:name="Colorful Shading Accent 1" w:uiPriority="71"/>
-    <w:lsdException w:name="Colorful List Accent 1" w:uiPriority="72"/>
-    <w:lsdException w:name="Colorful Grid Accent 1" w:uiPriority="73"/>
-    <w:lsdException w:name="Light Shading Accent 2" w:uiPriority="60"/>
-    <w:lsdException w:name="Light List Accent 2" w:uiPriority="61"/>
-    <w:lsdException w:name="Light Grid Accent 2" w:uiPriority="62"/>
-    <w:lsdException w:name="Medium Shading 1 Accent 2" w:uiPriority="63"/>
-    <w:lsdException w:name="Medium Shading 2 Accent 2" w:uiPriority="64"/>
-    <w:lsdException w:name="Medium List 1 Accent 2" w:uiPriority="65"/>
-    <w:lsdException w:name="Medium List 2 Accent 2" w:uiPriority="66"/>
-    <w:lsdException w:name="Medium Grid 1 Accent 2" w:uiPriority="67"/>
-    <w:lsdException w:name="Medium Grid 2 Accent 2" w:uiPriority="68"/>
-    <w:lsdException w:name="Medium Grid 3 Accent 2" w:uiPriority="69"/>
-    <w:lsdException w:name="Dark List Accent 2" w:uiPriority="70"/>
-    <w:lsdException w:name="Colorful Shading Accent 2" w:uiPriority="71"/>
-    <w:lsdException w:name="Colorful List Accent 2" w:uiPriority="72"/>
-    <w:lsdException w:name="Colorful Grid Accent 2" w:uiPriority="73"/>
-    <w:lsdException w:name="Light Shading Accent 3" w:uiPriority="60"/>
-    <w:lsdException w:name="Light List Accent 3" w:uiPriority="61"/>
-    <w:lsdException w:name="Light Grid Accent 3" w:uiPriority="62"/>
-    <w:lsdException w:name="Medium Shading 1 Accent 3" w:uiPriority="63"/>
-    <w:lsdException w:name="Medium Shading 2 Accent 3" w:uiPriority="64"/>
-    <w:lsdException w:name="Medium List 1 Accent 3" w:uiPriority="65"/>
-    <w:lsdException w:name="Medium List 2 Accent 3" w:uiPriority="66"/>
-    <w:lsdException w:name="Medium Grid 1 Accent 3" w:uiPriority="67"/>
-    <w:lsdException w:name="Medium Grid 2 Accent 3" w:uiPriority="68"/>
-    <w:lsdException w:name="Medium Grid 3 Accent 3" w:uiPriority="69"/>
-    <w:lsdException w:name="Dark List Accent 3" w:uiPriority="70"/>
-    <w:lsdException w:name="Colorful Shading Accent 3" w:uiPriority="71"/>
-    <w:lsdException w:name="Colorful List Accent 3" w:uiPriority="72"/>
-    <w:lsdException w:name="Colorful Grid Accent 3" w:uiPriority="73"/>
-    <w:lsdException w:name="Light Shading Accent 4" w:uiPriority="60"/>
-    <w:lsdException w:name="Light List Accent 4" w:uiPriority="61"/>
-    <w:lsdException w:name="Light Grid Accent 4" w:uiPriority="62"/>
-    <w:lsdException w:name="Medium Shading 1 Accent 4" w:uiPriority="63"/>
-    <w:lsdException w:name="Medium Shading 2 Accent 4" w:uiPriority="64"/>
-    <w:lsdException w:name="Medium List 1 Accent 4" w:uiPriority="65"/>
-    <w:lsdException w:name="Medium List 2 Accent 4" w:uiPriority="66"/>
-    <w:lsdException w:name="Medium Grid 1 Accent 4" w:uiPriority="67"/>
-    <w:lsdException w:name="Medium Grid 2 Accent 4" w:uiPriority="68"/>
-    <w:lsdException w:name="Medium Grid 3 Accent 4" w:uiPriority="69"/>
-    <w:lsdException w:name="Dark List Accent 4" w:uiPriority="70"/>
-    <w:lsdException w:name="Colorful Shading Accent 4" w:uiPriority="71"/>
-    <w:lsdException w:name="Colorful List Accent 4" w:uiPriority="72"/>
-    <w:lsdException w:name="Colorful Grid Accent 4" w:uiPriority="73"/>
-    <w:lsdException w:name="Light Shading Accent 5" w:uiPriority="60"/>
-    <w:lsdException w:name="Light List Accent 5" w:uiPriority="61"/>
-    <w:lsdException w:name="Light Grid Accent 5" w:uiPriority="62"/>
-    <w:lsdException w:name="Medium Shading 1 Accent 5" w:uiPriority="63"/>
-    <w:lsdException w:name="Medium Shading 2 Accent 5" w:uiPriority="64"/>
-    <w:lsdException w:name="Medium List 1 Accent 5" w:uiPriority="65"/>
-    <w:lsdException w:name="Medium List 2 Accent 5" w:uiPriority="66"/>
-    <w:lsdException w:name="Medium Grid 1 Accent 5" w:uiPriority="67"/>
-    <w:lsdException w:name="Medium Grid 2 Accent 5" w:uiPriority="68"/>
-    <w:lsdException w:name="Medium Grid 3 Accent 5" w:uiPriority="69"/>
-    <w:lsdException w:name="Dark List Accent 5" w:uiPriority="70"/>
-    <w:lsdException w:name="Colorful Shading Accent 5" w:uiPriority="71"/>
-    <w:lsdException w:name="Colorful List Accent 5" w:uiPriority="72"/>
-    <w:lsdException w:name="Colorful Grid Accent 5" w:uiPriority="73"/>
-    <w:lsdException w:name="Light Shading Accent 6" w:uiPriority="60"/>
-    <w:lsdException w:name="Light List Accent 6" w:uiPriority="61"/>
-    <w:lsdException w:name="Light Grid Accent 6" w:uiPriority="62"/>
-    <w:lsdException w:name="Medium Shading 1 Accent 6" w:uiPriority="63"/>
-    <w:lsdException w:name="Medium Shading 2 Accent 6" w:uiPriority="64"/>
-    <w:lsdException w:name="Medium List 1 Accent 6" w:uiPriority="65"/>
-    <w:lsdException w:name="Medium List 2 Accent 6" w:uiPriority="66"/>
-    <w:lsdException w:name="Medium Grid 1 Accent 6" w:uiPriority="67"/>
-    <w:lsdException w:name="Medium Grid 2 Accent 6" w:uiPriority="68"/>
-    <w:lsdException w:name="Medium Grid 3 Accent 6" w:uiPriority="69"/>
-    <w:lsdException w:name="Dark List Accent 6" w:uiPriority="70"/>
-    <w:lsdException w:name="Colorful Shading Accent 6" w:uiPriority="71"/>
-    <w:lsdException w:name="Colorful List Accent 6" w:uiPriority="72"/>
-    <w:lsdException w:name="Colorful Grid Accent 6" w:uiPriority="73"/>
-    <w:lsdException w:name="Subtle Emphasis" w:uiPriority="19" w:qFormat="1"/>
-    <w:lsdException w:name="Intense Emphasis" w:uiPriority="21" w:qFormat="1"/>
-    <w:lsdException w:name="Subtle Reference" w:uiPriority="31" w:qFormat="1"/>
-    <w:lsdException w:name="Intense Reference" w:uiPriority="32" w:qFormat="1"/>
-    <w:lsdException w:name="Book Title" w:uiPriority="33" w:qFormat="1"/>
-    <w:lsdException w:name="Bibliography" w:semiHidden="1" w:uiPriority="37" w:unhideWhenUsed="1"/>
-    <w:lsdException w:name="TOC Heading" w:semiHidden="1" w:uiPriority="39" w:unhideWhenUsed="1" w:qFormat="1"/>
-    <w:lsdException w:name="Plain Table 1" w:uiPriority="41"/>
-    <w:lsdException w:name="Plain Table 2" w:uiPriority="42"/>
-    <w:lsdException w:name="Plain Table 3" w:uiPriority="43"/>
-    <w:lsdException w:name="Plain Table 4" w:uiPriority="44"/>
-    <w:lsdException w:name="Plain Table 5" w:uiPriority="45"/>
-    <w:lsdException w:name="Grid Table Light" w:uiPriority="40"/>
-    <w:lsdException w:name="Grid Table 1 Light" w:uiPriority="46"/>
-    <w:lsdException w:name="Grid Table 2" w:uiPriority="47"/>
-    <w:lsdException w:name="Grid Table 3" w:uiPriority="48"/>
-    <w:lsdException w:name="Grid Table 4" w:uiPriority="49"/>
-    <w:lsdException w:name="Grid Table 5 Dark" w:uiPriority="50"/>
-    <w:lsdException w:name="Grid Table 6 Colorful" w:uiPriority="51"/>
-    <w:lsdException w:name="Grid Table 7 Colorful" w:uiPriority="52"/>
-    <w:lsdException w:name="Grid Table 1 Light Accent 1" w:uiPriority="46"/>
-    <w:lsdException w:name="Grid Table 2 Accent 1" w:uiPriority="47"/>
-    <w:lsdException w:name="Grid Table 3 Accent 1" w:uiPriority="48"/>
-    <w:lsdException w:name="Grid Table 4 Accent 1" w:uiPriority="49"/>
-    <w:lsdException w:name="Grid Table 5 Dark Accent 1" w:uiPriority="50"/>
-    <w:lsdException w:name="Grid Table 6 Colorful Accent 1" w:uiPriority="51"/>
-    <w:lsdException w:name="Grid Table 7 Colorful Accent 1" w:uiPriority="52"/>
-    <w:lsdException w:name="Grid Table 1 Light Accent 2" w:uiPriority="46"/>
-    <w:lsdException w:name="Grid Table 2 Accent 2" w:uiPriority="47"/>
-    <w:lsdException w:name="Grid Table 3 Accent 2" w:uiPriority="48"/>
-    <w:lsdException w:name="Grid Table 4 Accent 2" w:uiPriority="49"/>
-    <w:lsdException w:name="Grid Table 5 Dark Accent 2" w:uiPriority="50"/>
-    <w:lsdException w:name="Grid Table 6 Colorful Accent 2" w:uiPriority="51"/>
-    <w:lsdException w:name="Grid Table 7 Colorful Accent 2" w:uiPriority="52"/>
-    <w:lsdException w:name="Grid Table 1 Light Accent 3" w:uiPriority="46"/>
-    <w:lsdException w:name="Grid Table 2 Accent 3" w:uiPriority="47"/>
-    <w:lsdException w:name="Grid Table 3 Accent 3" w:uiPriority="48"/>
-    <w:lsdException w:name="Grid Table 4 Accent 3" w:uiPriority="49"/>
-    <w:lsdException w:name="Grid Table 5 Dark Accent 3" w:uiPriority="50"/>
-    <w:lsdException w:name="Grid Table 6 Colorful Accent 3" w:uiPriority="51"/>
-    <w:lsdException w:name="Grid Table 7 Colorful Accent 3" w:uiPriority="52"/>
-    <w:lsdException w:name="Grid Table 1 Light Accent 4" w:uiPriority="46"/>
-    <w:lsdException w:name="Grid Table 2 Accent 4" w:uiPriority="47"/>
-    <w:lsdException w:name="Grid Table 3 Accent 4" w:uiPriority="48"/>
-    <w:lsdException w:name="Grid Table 4 Accent 4" w:uiPriority="49"/>
-    <w:lsdException w:name="Grid Table 5 Dark Accent 4" w:uiPriority="50"/>
-    <w:lsdException w:name="Grid Table 6 Colorful Accent 4" w:uiPriority="51"/>
-    <w:lsdException w:name="Grid Table 7 Colorful Accent 4" w:uiPriority="52"/>
-    <w:lsdException w:name="Grid Table 1 Light Accent 5" w:uiPriority="46"/>
-    <w:lsdException w:name="Grid Table 2 Accent 5" w:uiPriority="47"/>
-    <w:lsdException w:name="Grid Table 3 Accent 5" w:uiPriority="48"/>
-    <w:lsdException w:name="Grid Table 4 Accent 5" w:uiPriority="49"/>
-    <w:lsdException w:name="Grid Table 5 Dark Accent 5" w:uiPriority="50"/>
-    <w:lsdException w:name="Grid Table 6 Colorful Accent 5" w:uiPriority="51"/>
-    <w:lsdException w:name="Grid Table 7 Colorful Accent 5" w:uiPriority="52"/>
-    <w:lsdException w:name="Grid Table 1 Light Accent 6" w:uiPriority="46"/>
-    <w:lsdException w:name="Grid Table 2 Accent 6" w:uiPriority="47"/>
-    <w:lsdException w:name="Grid Table 3 Accent 6" w:uiPriority="48"/>
-    <w:lsdException w:name="Grid Table 4 Accent 6" w:uiPriority="49"/>
-    <w:lsdException w:name="Grid Table 5 Dark Accent 6" w:uiPriority="50"/>
-    <w:lsdException w:name="Grid Table 6 Colorful Accent 6" w:uiPriority="51"/>
-    <w:lsdException w:name="Grid Table 7 Colorful Accent 6" w:uiPriority="52"/>
-    <w:lsdException w:name="List Table 1 Light" w:uiPriority="46"/>
-    <w:lsdException w:name="List Table 2" w:uiPriority="47"/>
-    <w:lsdException w:name="List Table 3" w:uiPriority="48"/>
-    <w:lsdException w:name="List Table 4" w:uiPriority="49"/>
-    <w:lsdException w:name="List Table 5 Dark" w:uiPriority="50"/>
-    <w:lsdException w:name="List Table 6 Colorful" w:uiPriority="51"/>
-    <w:lsdException w:name="List Table 7 Colorful" w:uiPriority="52"/>
-    <w:lsdException w:name="List Table 1 Light Accent 1" w:uiPriority="46"/>
-    <w:lsdException w:name="List Table 2 Accent 1" w:uiPriority="47"/>
-    <w:lsdException w:name="List Table 3 Accent 1" w:uiPriority="48"/>
-    <w:lsdException w:name="List Table 4 Accent 1" w:uiPriority="49"/>
-    <w:lsdException w:name="List Table 5 Dark Accent 1" w:uiPriority="50"/>
-    <w:lsdException w:name="List Table 6 Colorful Accent 1" w:uiPriority="51"/>
-    <w:lsdException w:name="List Table 7 Colorful Accent 1" w:uiPriority="52"/>
-    <w:lsdException w:name="List Table 1 Light Accent 2" w:uiPriority="46"/>
-    <w:lsdException w:name="List Table 2 Accent 2" w:uiPriority="47"/>
-    <w:lsdException w:name="List Table 3 Accent 2" w:uiPriority="48"/>
-    <w:lsdException w:name="List Table 4 Accent 2" w:uiPriority="49"/>
-    <w:lsdException w:name="List Table 5 Dark Accent 2" w:uiPriority="50"/>
-    <w:lsdException w:name="List Table 6 Colorful Accent 2" w:uiPriority="51"/>
-    <w:lsdException w:name="List Table 7 Colorful Accent 2" w:uiPriority="52"/>
-    <w:lsdException w:name="List Table 1 Light Accent 3" w:uiPriority="46"/>
-    <w:lsdException w:name="List Table 2 Accent 3" w:uiPriority="47"/>
-    <w:lsdException w:name="List Table 3 Accent 3" w:uiPriority="48"/>
-    <w:lsdException w:name="List Table 4 Accent 3" w:uiPriority="49"/>
-    <w:lsdException w:name="List Table 5 Dark Accent 3" w:uiPriority="50"/>
-    <w:lsdException w:name="List Table 6 Colorful Accent 3" w:uiPriority="51"/>
-    <w:lsdException w:name="List Table 7 Colorful Accent 3" w:uiPriority="52"/>
-    <w:lsdException w:name="List Table 1 Light Accent 4" w:uiPriority="46"/>
-    <w:lsdException w:name="List Table 2 Accent 4" w:uiPriority="47"/>
-    <w:lsdException w:name="List Table 3 Accent 4" w:uiPriority="48"/>
-    <w:lsdException w:name="List Table 4 Accent 4" w:uiPriority="49"/>
-    <w:lsdException w:name="List Table 5 Dark Accent 4" w:uiPriority="50"/>
-    <w:lsdException w:name="List Table 6 Colorful Accent 4" w:uiPriority="51"/>
-    <w:lsdException w:name="List Table 7 Colorful Accent 4" w:uiPriority="52"/>
-    <w:lsdException w:name="List Table 1 Light Accent 5" w:uiPriority="46"/>
-    <w:lsdException w:name="List Table 2 Accent 5" w:uiPriority="47"/>
-    <w:lsdException w:name="List Table 3 Accent 5" w:uiPriority="48"/>
-    <w:lsdException w:name="List Table 4 Accent 5" w:uiPriority="49"/>
-    <w:lsdException w:name="List Table 5 Dark Accent 5" w:uiPriority="50"/>
-    <w:lsdException w:name="List Table 6 Colorful Accent 5" w:uiPriority="51"/>
-    <w:lsdException w:name="List Table 7 Colorful Accent 5" w:uiPriority="52"/>
-    <w:lsdException w:name="List Table 1 Light Accent 6" w:uiPriority="46"/>
-    <w:lsdException w:name="List Table 2 Accent 6" w:uiPriority="47"/>
-    <w:lsdException w:name="List Table 3 Accent 6" w:uiPriority="48"/>
-    <w:lsdException w:name="List Table 4 Accent 6" w:uiPriority="49"/>
-    <w:lsdException w:name="List Table 5 Dark Accent 6" w:uiPriority="50"/>
-    <w:lsdException w:name="List Table 6 Colorful Accent 6" w:uiPriority="51"/>
-    <w:lsdException w:name="List Table 7 Colorful Accent 6" w:uiPriority="52"/>
-    <w:lsdException w:name="Mention" w:semiHidden="1" w:unhideWhenUsed="1"/>
-    <w:lsdException w:name="Smart Hyperlink" w:semiHidden="1" w:unhideWhenUsed="1"/>
-    <w:lsdException w:name="Hashtag" w:semiHidden="1" w:unhideWhenUsed="1"/>
-    <w:lsdException w:name="Unresolved Mention" w:semiHidden="1" w:unhideWhenUsed="1"/>
-    <w:lsdException w:name="Smart Link" w:semiHidden="1" w:unhideWhenUsed="1"/>
-  </w:latentStyles>
-  <w:style w:type="paragraph" w:default="1" w:styleId="Normal">
-    <w:name w:val="Normal"/>
-    <w:qFormat/>
-  </w:style>
-  <w:style w:type="character" w:default="1" w:styleId="DefaultParagraphFont">
-    <w:name w:val="Default Paragraph Font"/>
-    <w:uiPriority w:val="1"/>
-    <w:semiHidden/>
-    <w:unhideWhenUsed/>
-  </w:style>
-  <w:style w:type="table" w:default="1" w:styleId="TableNormal">
-    <w:name w:val="Normal Table"/>
-    <w:uiPriority w:val="99"/>
-    <w:semiHidden/>
-    <w:unhideWhenUsed/>
-    <w:tblPr>
-      <w:tblInd w:w="0" w:type="dxa"/>
-      <w:tblCellMar>
-        <w:top w:w="0" w:type="dxa"/>
-        <w:left w:w="108" w:type="dxa"/>
-        <w:bottom w:w="0" w:type="dxa"/>
-        <w:right w:w="108" w:type="dxa"/>
-      </w:tblCellMar>
-    </w:tblPr>
-  </w:style>
-  <w:style w:type="numbering" w:default="1" w:styleId="NoList">
-    <w:name w:val="No List"/>
-    <w:uiPriority w:val="99"/>
-    <w:semiHidden/>
-    <w:unhideWhenUsed/>
-  </w:style>
-  <w:style w:type="paragraph" w:customStyle="1" w:styleId="770D428A34CC4815B80AA494CBB52719">
-    <w:name w:val="770D428A34CC4815B80AA494CBB52719"/>
-  </w:style>
-  <w:style w:type="paragraph" w:customStyle="1" w:styleId="0A365D03C42D45DCBAE6A253758E8703">
-    <w:name w:val="0A365D03C42D45DCBAE6A253758E8703"/>
-  </w:style>
-  <w:style w:type="paragraph" w:customStyle="1" w:styleId="9B4B89D0F1AC432DB0FF9923F2BD3384">
-    <w:name w:val="9B4B89D0F1AC432DB0FF9923F2BD3384"/>
-  </w:style>
-  <w:style w:type="paragraph" w:customStyle="1" w:styleId="0F1EB83AAB0D48259F6584B2B223651B">
-    <w:name w:val="0F1EB83AAB0D48259F6584B2B223651B"/>
-  </w:style>
-  <w:style w:type="paragraph" w:customStyle="1" w:styleId="3F2D95FF7E7949C6886E074959507BE1">
-    <w:name w:val="3F2D95FF7E7949C6886E074959507BE1"/>
-  </w:style>
-  <w:style w:type="paragraph" w:customStyle="1" w:styleId="6072B5234D3642D19C715F64BD05422C">
-    <w:name w:val="6072B5234D3642D19C715F64BD05422C"/>
-  </w:style>
-  <w:style w:type="paragraph" w:customStyle="1" w:styleId="A662EFBEE5B34518BD99FF6F890F4953">
-    <w:name w:val="A662EFBEE5B34518BD99FF6F890F4953"/>
-  </w:style>
-  <w:style w:type="paragraph" w:customStyle="1" w:styleId="AE76CBE454BE4364BD26CC6FDA2F2796">
-    <w:name w:val="AE76CBE454BE4364BD26CC6FDA2F2796"/>
-  </w:style>
-  <w:style w:type="paragraph" w:customStyle="1" w:styleId="E3EDCAF1DCB34763A6350E2E887FB7E5">
-    <w:name w:val="E3EDCAF1DCB34763A6350E2E887FB7E5"/>
-  </w:style>
-  <w:style w:type="paragraph" w:customStyle="1" w:styleId="BE2E23DD887949CFA5713C56A0B1DF3D">
-    <w:name w:val="BE2E23DD887949CFA5713C56A0B1DF3D"/>
-  </w:style>
-  <w:style w:type="paragraph" w:customStyle="1" w:styleId="D34B4D62D8A4472484C28F8C59769CC1">
-    <w:name w:val="D34B4D62D8A4472484C28F8C59769CC1"/>
-  </w:style>
-  <w:style w:type="paragraph" w:customStyle="1" w:styleId="48A68242B9D74AD5AECADA4D4CD48AC3">
-    <w:name w:val="48A68242B9D74AD5AECADA4D4CD48AC3"/>
-  </w:style>
-  <w:style w:type="paragraph" w:customStyle="1" w:styleId="EC2407A8E40541F4B0DDA1114FD0775E">
-    <w:name w:val="EC2407A8E40541F4B0DDA1114FD0775E"/>
-  </w:style>
-  <w:style w:type="paragraph" w:customStyle="1" w:styleId="82B3FB6AA6D6442D9E32EAEF06B5C054">
-    <w:name w:val="82B3FB6AA6D6442D9E32EAEF06B5C054"/>
-  </w:style>
-  <w:style w:type="paragraph" w:customStyle="1" w:styleId="5D84FDAF98264F608EF09A099204BAA0">
-    <w:name w:val="5D84FDAF98264F608EF09A099204BAA0"/>
-  </w:style>
-  <w:style w:type="paragraph" w:customStyle="1" w:styleId="4E0F6C1ACF454FF9BFFED2D7F09A7450">
-    <w:name w:val="4E0F6C1ACF454FF9BFFED2D7F09A7450"/>
-  </w:style>
-  <w:style w:type="paragraph" w:customStyle="1" w:styleId="08F71EA77B66456E99709B921A7B4972">
-    <w:name w:val="08F71EA77B66456E99709B921A7B4972"/>
-  </w:style>
-  <w:style w:type="paragraph" w:customStyle="1" w:styleId="FEE8F53A7A534EB4B17E592A58FD77D1">
-    <w:name w:val="FEE8F53A7A534EB4B17E592A58FD77D1"/>
-  </w:style>
-  <w:style w:type="paragraph" w:customStyle="1" w:styleId="96B0D5D9CF1F46DAA6BAC1FD6CDAA157">
-    <w:name w:val="96B0D5D9CF1F46DAA6BAC1FD6CDAA157"/>
-  </w:style>
-  <w:style w:type="paragraph" w:customStyle="1" w:styleId="93B90146791F4FA2BA639851E73EF397">
-    <w:name w:val="93B90146791F4FA2BA639851E73EF397"/>
-  </w:style>
-  <w:style w:type="paragraph" w:customStyle="1" w:styleId="1D191549C0C74F6CA28F63EEB113CEAB">
-    <w:name w:val="1D191549C0C74F6CA28F63EEB113CEAB"/>
-  </w:style>
-  <w:style w:type="paragraph" w:customStyle="1" w:styleId="02940DAE59084394841CFE2AF10B5619">
-    <w:name w:val="02940DAE59084394841CFE2AF10B5619"/>
-  </w:style>
-  <w:style w:type="paragraph" w:customStyle="1" w:styleId="2117851EF95442C69B2FD377F9E56723">
-    <w:name w:val="2117851EF95442C69B2FD377F9E56723"/>
-  </w:style>
-  <w:style w:type="character" w:styleId="PlaceholderText">
-    <w:name w:val="Placeholder Text"/>
-    <w:basedOn w:val="DefaultParagraphFont"/>
-    <w:uiPriority w:val="99"/>
-    <w:semiHidden/>
-    <w:rsid w:val="00501E62"/>
-    <w:rPr>
-      <w:color w:val="808080"/>
-    </w:rPr>
-  </w:style>
-</w:styles>
-</file>
-
-<file path=word/glossary/webSettings.xml><?xml version="1.0" encoding="utf-8"?>
-<w:webSettings xmlns:mc="http://schemas.openxmlformats.org/markup-compatibility/2006" xmlns:r="http://schemas.openxmlformats.org/officeDocument/2006/relationships" xmlns:w="http://schemas.openxmlformats.org/wordprocessingml/2006/main" xmlns:w14="http://schemas.microsoft.com/office/word/2010/wordml" xmlns:w15="http://schemas.microsoft.com/office/word/2012/wordml" xmlns:w16cex="http://schemas.microsoft.com/office/word/2018/wordml/cex" xmlns:w16cid="http://schemas.microsoft.com/office/word/2016/wordml/cid" xmlns:w16="http://schemas.microsoft.com/office/word/2018/wordml" xmlns:w16sdtdh="http://schemas.microsoft.com/office/word/2020/wordml/sdtdatahash" xmlns:w16se="http://schemas.microsoft.com/office/word/2015/wordml/symex" mc:Ignorable="w14 w15 w16se w16cid w16 w16cex w16sdtdh">
-  <w:optimizeForBrowser/>
-  <w:allowPNG/>
-</w:webSettings>
-</file>
-
 <file path=word/theme/theme11.xml><?xml version="1.0" encoding="utf-8"?>
 <a:theme xmlns:a="http://schemas.openxmlformats.org/drawingml/2006/main" name="Theme1">
   <a:themeElements>
@@ -2764,366 +1849,6 @@
 </a:theme>
 </file>
 
-<file path=customXml/item12.xml><?xml version="1.0" encoding="utf-8"?>
-<CoverPageProperties xmlns="http://schemas.microsoft.com/office/2006/coverPageProps">
-  <PublishDate/>
-  <Abstract/>
-  <CompanyAddress/>
-  <CompanyPhone/>
-  <CompanyFax/>
-  <CompanyEmail/>
-</CoverPageProperties>
-</file>
-
-<file path=customXml/item24.xml><?xml version="1.0" encoding="utf-8"?>
-<ct:contentTypeSchema xmlns:ct="http://schemas.microsoft.com/office/2006/metadata/contentType" xmlns:ma="http://schemas.microsoft.com/office/2006/metadata/properties/metaAttributes" ct:_="" ma:_="" ma:contentTypeName="Document" ma:contentTypeID="0x01010079F111ED35F8CC479449609E8A0923A6" ma:contentTypeVersion="26" ma:contentTypeDescription="Create a new document." ma:contentTypeScope="" ma:versionID="ac37c1753acd5e330d2062ccec26ea66">
-  <xsd:schema xmlns:xsd="http://www.w3.org/2001/XMLSchema" xmlns:xs="http://www.w3.org/2001/XMLSchema" xmlns:p="http://schemas.microsoft.com/office/2006/metadata/properties" xmlns:ns1="http://schemas.microsoft.com/sharepoint/v3" xmlns:ns2="71af3243-3dd4-4a8d-8c0d-dd76da1f02a5" xmlns:ns3="16c05727-aa75-4e4a-9b5f-8a80a1165891" xmlns:ns4="230e9df3-be65-4c73-a93b-d1236ebd677e" targetNamespace="http://schemas.microsoft.com/office/2006/metadata/properties" ma:root="true" ma:fieldsID="3b340c7101c92c5120abd06486f94548" ns1:_="" ns2:_="" ns3:_="" ns4:_="">
-    <xsd:import namespace="http://schemas.microsoft.com/sharepoint/v3"/>
-    <xsd:import namespace="71af3243-3dd4-4a8d-8c0d-dd76da1f02a5"/>
-    <xsd:import namespace="16c05727-aa75-4e4a-9b5f-8a80a1165891"/>
-    <xsd:import namespace="230e9df3-be65-4c73-a93b-d1236ebd677e"/>
-    <xsd:element name="properties">
-      <xsd:complexType>
-        <xsd:sequence>
-          <xsd:element name="documentManagement">
-            <xsd:complexType>
-              <xsd:all>
-                <xsd:element ref="ns2:Status" minOccurs="0"/>
-                <xsd:element ref="ns2:Image" minOccurs="0"/>
-                <xsd:element ref="ns2:MediaServiceMetadata" minOccurs="0"/>
-                <xsd:element ref="ns2:MediaServiceFastMetadata" minOccurs="0"/>
-                <xsd:element ref="ns2:MediaServiceOCR" minOccurs="0"/>
-                <xsd:element ref="ns2:MediaServiceAutoTags" minOccurs="0"/>
-                <xsd:element ref="ns2:MediaServiceEventHashCode" minOccurs="0"/>
-                <xsd:element ref="ns2:MediaServiceGenerationTime" minOccurs="0"/>
-                <xsd:element ref="ns3:SharedWithUsers" minOccurs="0"/>
-                <xsd:element ref="ns3:SharedWithDetails" minOccurs="0"/>
-                <xsd:element ref="ns2:MediaServiceAutoKeyPoints" minOccurs="0"/>
-                <xsd:element ref="ns2:MediaServiceKeyPoints" minOccurs="0"/>
-                <xsd:element ref="ns2:MediaServiceDateTaken" minOccurs="0"/>
-                <xsd:element ref="ns1:_ip_UnifiedCompliancePolicyProperties" minOccurs="0"/>
-                <xsd:element ref="ns1:_ip_UnifiedCompliancePolicyUIAction" minOccurs="0"/>
-                <xsd:element ref="ns4:TaxCatchAll" minOccurs="0"/>
-                <xsd:element ref="ns2:ImageTagsTaxHTField" minOccurs="0"/>
-                <xsd:element ref="ns2:MediaServiceLocation" minOccurs="0"/>
-                <xsd:element ref="ns2:MediaLengthInSeconds" minOccurs="0"/>
-                <xsd:element ref="ns2:Background" minOccurs="0"/>
-                <xsd:element ref="ns2:MediaServiceSearchProperties" minOccurs="0"/>
-                <xsd:element ref="ns2:MediaServiceDocTags" minOccurs="0"/>
-              </xsd:all>
-            </xsd:complexType>
-          </xsd:element>
-        </xsd:sequence>
-      </xsd:complexType>
-    </xsd:element>
-  </xsd:schema>
-  <xsd:schema xmlns:xsd="http://www.w3.org/2001/XMLSchema" xmlns:xs="http://www.w3.org/2001/XMLSchema" xmlns:dms="http://schemas.microsoft.com/office/2006/documentManagement/types" xmlns:pc="http://schemas.microsoft.com/office/infopath/2007/PartnerControls" targetNamespace="http://schemas.microsoft.com/sharepoint/v3" elementFormDefault="qualified">
-    <xsd:import namespace="http://schemas.microsoft.com/office/2006/documentManagement/types"/>
-    <xsd:import namespace="http://schemas.microsoft.com/office/infopath/2007/PartnerControls"/>
-    <xsd:element name="_ip_UnifiedCompliancePolicyProperties" ma:index="20" nillable="true" ma:displayName="Unified Compliance Policy Properties" ma:hidden="true" ma:internalName="_ip_UnifiedCompliancePolicyProperties" ma:readOnly="false">
-      <xsd:simpleType>
-        <xsd:restriction base="dms:Note"/>
-      </xsd:simpleType>
-    </xsd:element>
-    <xsd:element name="_ip_UnifiedCompliancePolicyUIAction" ma:index="21" nillable="true" ma:displayName="Unified Compliance Policy UI Action" ma:hidden="true" ma:internalName="_ip_UnifiedCompliancePolicyUIAction" ma:readOnly="false">
-      <xsd:simpleType>
-        <xsd:restriction base="dms:Text"/>
-      </xsd:simpleType>
-    </xsd:element>
-  </xsd:schema>
-  <xsd:schema xmlns:xsd="http://www.w3.org/2001/XMLSchema" xmlns:xs="http://www.w3.org/2001/XMLSchema" xmlns:dms="http://schemas.microsoft.com/office/2006/documentManagement/types" xmlns:pc="http://schemas.microsoft.com/office/infopath/2007/PartnerControls" targetNamespace="71af3243-3dd4-4a8d-8c0d-dd76da1f02a5" elementFormDefault="qualified">
-    <xsd:import namespace="http://schemas.microsoft.com/office/2006/documentManagement/types"/>
-    <xsd:import namespace="http://schemas.microsoft.com/office/infopath/2007/PartnerControls"/>
-    <xsd:element name="Status" ma:index="2" nillable="true" ma:displayName="Status" ma:default="Not started" ma:format="Dropdown" ma:internalName="Status" ma:readOnly="false">
-      <xsd:simpleType>
-        <xsd:restriction base="dms:Choice">
-          <xsd:enumeration value="Not started"/>
-          <xsd:enumeration value="In Progress"/>
-          <xsd:enumeration value="Completed"/>
-        </xsd:restriction>
-      </xsd:simpleType>
-    </xsd:element>
-    <xsd:element name="Image" ma:index="3" nillable="true" ma:displayName="Image" ma:format="Image" ma:internalName="Image" ma:readOnly="false">
-      <xsd:complexType>
-        <xsd:complexContent>
-          <xsd:extension base="dms:URL">
-            <xsd:sequence>
-              <xsd:element name="Url" type="dms:ValidUrl" minOccurs="0" nillable="true"/>
-              <xsd:element name="Description" type="xsd:string" nillable="true"/>
-            </xsd:sequence>
-          </xsd:extension>
-        </xsd:complexContent>
-      </xsd:complexType>
-    </xsd:element>
-    <xsd:element name="MediaServiceMetadata" ma:index="8" nillable="true" ma:displayName="MediaServiceMetadata" ma:hidden="true" ma:internalName="MediaServiceMetadata" ma:readOnly="true">
-      <xsd:simpleType>
-        <xsd:restriction base="dms:Note"/>
-      </xsd:simpleType>
-    </xsd:element>
-    <xsd:element name="MediaServiceFastMetadata" ma:index="9" nillable="true" ma:displayName="MediaServiceFastMetadata" ma:hidden="true" ma:internalName="MediaServiceFastMetadata" ma:readOnly="true">
-      <xsd:simpleType>
-        <xsd:restriction base="dms:Note"/>
-      </xsd:simpleType>
-    </xsd:element>
-    <xsd:element name="MediaServiceOCR" ma:index="10" nillable="true" ma:displayName="MediaServiceOCR" ma:hidden="true" ma:internalName="MediaServiceOCR" ma:readOnly="true">
-      <xsd:simpleType>
-        <xsd:restriction base="dms:Note"/>
-      </xsd:simpleType>
-    </xsd:element>
-    <xsd:element name="MediaServiceAutoTags" ma:index="11" nillable="true" ma:displayName="MediaServiceAutoTags" ma:hidden="true" ma:internalName="MediaServiceAutoTags" ma:readOnly="true">
-      <xsd:simpleType>
-        <xsd:restriction base="dms:Text"/>
-      </xsd:simpleType>
-    </xsd:element>
-    <xsd:element name="MediaServiceEventHashCode" ma:index="12" nillable="true" ma:displayName="MediaServiceEventHashCode" ma:hidden="true" ma:internalName="MediaServiceEventHashCode" ma:readOnly="true">
-      <xsd:simpleType>
-        <xsd:restriction base="dms:Text"/>
-      </xsd:simpleType>
-    </xsd:element>
-    <xsd:element name="MediaServiceGenerationTime" ma:index="13" nillable="true" ma:displayName="MediaServiceGenerationTime" ma:hidden="true" ma:internalName="MediaServiceGenerationTime" ma:readOnly="true">
-      <xsd:simpleType>
-        <xsd:restriction base="dms:Text"/>
-      </xsd:simpleType>
-    </xsd:element>
-    <xsd:element name="MediaServiceAutoKeyPoints" ma:index="16" nillable="true" ma:displayName="MediaServiceAutoKeyPoints" ma:hidden="true" ma:internalName="MediaServiceAutoKeyPoints" ma:readOnly="true">
-      <xsd:simpleType>
-        <xsd:restriction base="dms:Note"/>
-      </xsd:simpleType>
-    </xsd:element>
-    <xsd:element name="MediaServiceKeyPoints" ma:index="17" nillable="true" ma:displayName="KeyPoints" ma:hidden="true" ma:internalName="MediaServiceKeyPoints" ma:readOnly="false">
-      <xsd:simpleType>
-        <xsd:restriction base="dms:Note"/>
-      </xsd:simpleType>
-    </xsd:element>
-    <xsd:element name="MediaServiceDateTaken" ma:index="18" nillable="true" ma:displayName="MediaServiceDateTaken" ma:hidden="true" ma:internalName="MediaServiceDateTaken" ma:readOnly="true">
-      <xsd:simpleType>
-        <xsd:restriction base="dms:Text"/>
-      </xsd:simpleType>
-    </xsd:element>
-    <xsd:element name="ImageTagsTaxHTField" ma:index="25" nillable="true" ma:taxonomy="true" ma:internalName="ImageTagsTaxHTField" ma:taxonomyFieldName="MediaServiceImageTags" ma:displayName="Image Tags" ma:readOnly="false" ma:fieldId="{5cf76f15-5ced-4ddc-b409-7134ff3c332f}" ma:taxonomyMulti="true" ma:sspId="e385fb40-52d4-4fae-9c5b-3e8ff8a5878e" ma:termSetId="09814cd3-568e-fe90-9814-8d621ff8fb84" ma:anchorId="fba54fb3-c3e1-fe81-a776-ca4b69148c4d" ma:open="true" ma:isKeyword="false">
-      <xsd:complexType>
-        <xsd:sequence>
-          <xsd:element ref="pc:Terms" minOccurs="0" maxOccurs="1"/>
-        </xsd:sequence>
-      </xsd:complexType>
-    </xsd:element>
-    <xsd:element name="MediaServiceLocation" ma:index="26" nillable="true" ma:displayName="Location" ma:hidden="true" ma:internalName="MediaServiceLocation" ma:readOnly="true">
-      <xsd:simpleType>
-        <xsd:restriction base="dms:Text"/>
-      </xsd:simpleType>
-    </xsd:element>
-    <xsd:element name="MediaLengthInSeconds" ma:index="27" nillable="true" ma:displayName="MediaLengthInSeconds" ma:hidden="true" ma:internalName="MediaLengthInSeconds" ma:readOnly="true">
-      <xsd:simpleType>
-        <xsd:restriction base="dms:Unknown"/>
-      </xsd:simpleType>
-    </xsd:element>
-    <xsd:element name="Background" ma:index="28" nillable="true" ma:displayName="Background" ma:default="0" ma:format="Dropdown" ma:internalName="Background">
-      <xsd:simpleType>
-        <xsd:restriction base="dms:Boolean"/>
-      </xsd:simpleType>
-    </xsd:element>
-    <xsd:element name="MediaServiceSearchProperties" ma:index="29" nillable="true" ma:displayName="MediaServiceSearchProperties" ma:hidden="true" ma:internalName="MediaServiceSearchProperties" ma:readOnly="true">
-      <xsd:simpleType>
-        <xsd:restriction base="dms:Note"/>
-      </xsd:simpleType>
-    </xsd:element>
-    <xsd:element name="MediaServiceDocTags" ma:index="30" nillable="true" ma:displayName="MediaServiceDocTags" ma:hidden="true" ma:internalName="MediaServiceDocTags" ma:readOnly="true">
-      <xsd:simpleType>
-        <xsd:restriction base="dms:Note"/>
-      </xsd:simpleType>
-    </xsd:element>
-  </xsd:schema>
-  <xsd:schema xmlns:xsd="http://www.w3.org/2001/XMLSchema" xmlns:xs="http://www.w3.org/2001/XMLSchema" xmlns:dms="http://schemas.microsoft.com/office/2006/documentManagement/types" xmlns:pc="http://schemas.microsoft.com/office/infopath/2007/PartnerControls" targetNamespace="16c05727-aa75-4e4a-9b5f-8a80a1165891" elementFormDefault="qualified">
-    <xsd:import namespace="http://schemas.microsoft.com/office/2006/documentManagement/types"/>
-    <xsd:import namespace="http://schemas.microsoft.com/office/infopath/2007/PartnerControls"/>
-    <xsd:element name="SharedWithUsers" ma:index="14" nillable="true" ma:displayName="Shared With" ma:hidden="true" ma:internalName="SharedWithUsers" ma:readOnly="true">
-      <xsd:complexType>
-        <xsd:complexContent>
-          <xsd:extension base="dms:UserMulti">
-            <xsd:sequence>
-              <xsd:element name="UserInfo" minOccurs="0" maxOccurs="unbounded">
-                <xsd:complexType>
-                  <xsd:sequence>
-                    <xsd:element name="DisplayName" type="xsd:string" minOccurs="0"/>
-                    <xsd:element name="AccountId" type="dms:UserId" minOccurs="0" nillable="true"/>
-                    <xsd:element name="AccountType" type="xsd:string" minOccurs="0"/>
-                  </xsd:sequence>
-                </xsd:complexType>
-              </xsd:element>
-            </xsd:sequence>
-          </xsd:extension>
-        </xsd:complexContent>
-      </xsd:complexType>
-    </xsd:element>
-    <xsd:element name="SharedWithDetails" ma:index="15" nillable="true" ma:displayName="Shared With Details" ma:hidden="true" ma:internalName="SharedWithDetails" ma:readOnly="true">
-      <xsd:simpleType>
-        <xsd:restriction base="dms:Note"/>
-      </xsd:simpleType>
-    </xsd:element>
-  </xsd:schema>
-  <xsd:schema xmlns:xsd="http://www.w3.org/2001/XMLSchema" xmlns:xs="http://www.w3.org/2001/XMLSchema" xmlns:dms="http://schemas.microsoft.com/office/2006/documentManagement/types" xmlns:pc="http://schemas.microsoft.com/office/infopath/2007/PartnerControls" targetNamespace="230e9df3-be65-4c73-a93b-d1236ebd677e" elementFormDefault="qualified">
-    <xsd:import namespace="http://schemas.microsoft.com/office/2006/documentManagement/types"/>
-    <xsd:import namespace="http://schemas.microsoft.com/office/infopath/2007/PartnerControls"/>
-    <xsd:element name="TaxCatchAll" ma:index="23" nillable="true" ma:displayName="Taxonomy Catch All Column" ma:hidden="true" ma:list="{3f6bfcbc-3db3-4ae6-bd76-326f0798ad28}" ma:internalName="TaxCatchAll" ma:readOnly="false" ma:showField="CatchAllData" ma:web="16c05727-aa75-4e4a-9b5f-8a80a1165891">
-      <xsd:complexType>
-        <xsd:complexContent>
-          <xsd:extension base="dms:MultiChoiceLookup">
-            <xsd:sequence>
-              <xsd:element name="Value" type="dms:Lookup" maxOccurs="unbounded" minOccurs="0" nillable="true"/>
-            </xsd:sequence>
-          </xsd:extension>
-        </xsd:complexContent>
-      </xsd:complexType>
-    </xsd:element>
-  </xsd:schema>
-  <xsd:schema xmlns="http://schemas.openxmlformats.org/package/2006/metadata/core-properties" xmlns:xsd="http://www.w3.org/2001/XMLSchema" xmlns:xsi="http://www.w3.org/2001/XMLSchema-instance" xmlns:dc="http://purl.org/dc/elements/1.1/" xmlns:dcterms="http://purl.org/dc/terms/" xmlns:odoc="http://schemas.microsoft.com/internal/obd" targetNamespace="http://schemas.openxmlformats.org/package/2006/metadata/core-properties" elementFormDefault="qualified" attributeFormDefault="unqualified" blockDefault="#all">
-    <xsd:import namespace="http://purl.org/dc/elements/1.1/" schemaLocation="http://dublincore.org/schemas/xmls/qdc/2003/04/02/dc.xsd"/>
-    <xsd:import namespace="http://purl.org/dc/terms/" schemaLocation="http://dublincore.org/schemas/xmls/qdc/2003/04/02/dcterms.xsd"/>
-    <xsd:element name="coreProperties" type="CT_coreProperties"/>
-    <xsd:complexType name="CT_coreProperties">
-      <xsd:all>
-        <xsd:element ref="dc:creator" minOccurs="0" maxOccurs="1"/>
-        <xsd:element ref="dcterms:created" minOccurs="0" maxOccurs="1"/>
-        <xsd:element ref="dc:identifier" minOccurs="0" maxOccurs="1"/>
-        <xsd:element name="contentType" minOccurs="0" maxOccurs="1" type="xsd:string" ma:displayName="Content Type"/>
-        <xsd:element ref="dc:title" minOccurs="0" maxOccurs="1" ma:index="1" ma:displayName="Title"/>
-        <xsd:element ref="dc:subject" minOccurs="0" maxOccurs="1"/>
-        <xsd:element ref="dc:description" minOccurs="0" maxOccurs="1"/>
-        <xsd:element name="keywords" minOccurs="0" maxOccurs="1" type="xsd:string"/>
-        <xsd:element ref="dc:language" minOccurs="0" maxOccurs="1"/>
-        <xsd:element name="category" minOccurs="0" maxOccurs="1" type="xsd:string"/>
-        <xsd:element name="version" minOccurs="0" maxOccurs="1" type="xsd:string"/>
-        <xsd:element name="revision" minOccurs="0" maxOccurs="1" type="xsd:string">
-          <xsd:annotation>
-            <xsd:documentation>
-                        This value indicates the number of saves or revisions. The application is responsible for updating this value after each revision.
-                    </xsd:documentation>
-          </xsd:annotation>
-        </xsd:element>
-        <xsd:element name="lastModifiedBy" minOccurs="0" maxOccurs="1" type="xsd:string"/>
-        <xsd:element ref="dcterms:modified" minOccurs="0" maxOccurs="1"/>
-        <xsd:element name="contentStatus" minOccurs="0" maxOccurs="1" type="xsd:string"/>
-      </xsd:all>
-    </xsd:complexType>
-  </xsd:schema>
-  <xs:schema xmlns:pc="http://schemas.microsoft.com/office/infopath/2007/PartnerControls" xmlns:xs="http://www.w3.org/2001/XMLSchema" targetNamespace="http://schemas.microsoft.com/office/infopath/2007/PartnerControls" elementFormDefault="qualified" attributeFormDefault="unqualified">
-    <xs:element name="Person">
-      <xs:complexType>
-        <xs:sequence>
-          <xs:element ref="pc:DisplayName" minOccurs="0"/>
-          <xs:element ref="pc:AccountId" minOccurs="0"/>
-          <xs:element ref="pc:AccountType" minOccurs="0"/>
-        </xs:sequence>
-      </xs:complexType>
-    </xs:element>
-    <xs:element name="DisplayName" type="xs:string"/>
-    <xs:element name="AccountId" type="xs:string"/>
-    <xs:element name="AccountType" type="xs:string"/>
-    <xs:element name="BDCAssociatedEntity">
-      <xs:complexType>
-        <xs:sequence>
-          <xs:element ref="pc:BDCEntity" minOccurs="0" maxOccurs="unbounded"/>
-        </xs:sequence>
-        <xs:attribute ref="pc:EntityNamespace"/>
-        <xs:attribute ref="pc:EntityName"/>
-        <xs:attribute ref="pc:SystemInstanceName"/>
-        <xs:attribute ref="pc:AssociationName"/>
-      </xs:complexType>
-    </xs:element>
-    <xs:attribute name="EntityNamespace" type="xs:string"/>
-    <xs:attribute name="EntityName" type="xs:string"/>
-    <xs:attribute name="SystemInstanceName" type="xs:string"/>
-    <xs:attribute name="AssociationName" type="xs:string"/>
-    <xs:element name="BDCEntity">
-      <xs:complexType>
-        <xs:sequence>
-          <xs:element ref="pc:EntityDisplayName" minOccurs="0"/>
-          <xs:element ref="pc:EntityInstanceReference" minOccurs="0"/>
-          <xs:element ref="pc:EntityId1" minOccurs="0"/>
-          <xs:element ref="pc:EntityId2" minOccurs="0"/>
-          <xs:element ref="pc:EntityId3" minOccurs="0"/>
-          <xs:element ref="pc:EntityId4" minOccurs="0"/>
-          <xs:element ref="pc:EntityId5" minOccurs="0"/>
-        </xs:sequence>
-      </xs:complexType>
-    </xs:element>
-    <xs:element name="EntityDisplayName" type="xs:string"/>
-    <xs:element name="EntityInstanceReference" type="xs:string"/>
-    <xs:element name="EntityId1" type="xs:string"/>
-    <xs:element name="EntityId2" type="xs:string"/>
-    <xs:element name="EntityId3" type="xs:string"/>
-    <xs:element name="EntityId4" type="xs:string"/>
-    <xs:element name="EntityId5" type="xs:string"/>
-    <xs:element name="Terms">
-      <xs:complexType>
-        <xs:sequence>
-          <xs:element ref="pc:TermInfo" minOccurs="0" maxOccurs="unbounded"/>
-        </xs:sequence>
-      </xs:complexType>
-    </xs:element>
-    <xs:element name="TermInfo">
-      <xs:complexType>
-        <xs:sequence>
-          <xs:element ref="pc:TermName" minOccurs="0"/>
-          <xs:element ref="pc:TermId" minOccurs="0"/>
-        </xs:sequence>
-      </xs:complexType>
-    </xs:element>
-    <xs:element name="TermName" type="xs:string"/>
-    <xs:element name="TermId" type="xs:string"/>
-  </xs:schema>
-</ct:contentTypeSchema>
-</file>
-
-<file path=customXml/item33.xml><?xml version="1.0" encoding="utf-8"?>
-<?mso-contentType ?>
-<FormTemplates xmlns="http://schemas.microsoft.com/sharepoint/v3/contenttype/forms">
-  <Display>DocumentLibraryForm</Display>
-  <Edit>DocumentLibraryForm</Edit>
-  <New>DocumentLibraryForm</New>
-</FormTemplates>
-</file>
-
-<file path=customXml/item4.xml><?xml version="1.0" encoding="utf-8"?>
-<p:properties xmlns:p="http://schemas.microsoft.com/office/2006/metadata/properties" xmlns:xsi="http://www.w3.org/2001/XMLSchema-instance" xmlns:pc="http://schemas.microsoft.com/office/infopath/2007/PartnerControls">
-  <documentManagement>
-    <_ip_UnifiedCompliancePolicyUIAction xmlns="http://schemas.microsoft.com/sharepoint/v3" xsi:nil="true"/>
-    <Image xmlns="71af3243-3dd4-4a8d-8c0d-dd76da1f02a5">
-      <Url xsi:nil="true"/>
-      <Description xsi:nil="true"/>
-    </Image>
-    <Status xmlns="71af3243-3dd4-4a8d-8c0d-dd76da1f02a5">Not started</Status>
-    <Background xmlns="71af3243-3dd4-4a8d-8c0d-dd76da1f02a5">false</Background>
-    <_ip_UnifiedCompliancePolicyProperties xmlns="http://schemas.microsoft.com/sharepoint/v3" xsi:nil="true"/>
-    <ImageTagsTaxHTField xmlns="71af3243-3dd4-4a8d-8c0d-dd76da1f02a5">
-      <Terms xmlns="http://schemas.microsoft.com/office/infopath/2007/PartnerControls"/>
-    </ImageTagsTaxHTField>
-    <TaxCatchAll xmlns="230e9df3-be65-4c73-a93b-d1236ebd677e" xsi:nil="true"/>
-    <MediaServiceKeyPoints xmlns="71af3243-3dd4-4a8d-8c0d-dd76da1f02a5" xsi:nil="true"/>
-  </documentManagement>
-</p:properties>
-</file>
-
-<file path=customXml/itemProps12.xml><?xml version="1.0" encoding="utf-8"?>
-<ds:datastoreItem xmlns:ds="http://schemas.openxmlformats.org/officeDocument/2006/customXml" ds:itemID="{55AF091B-3C7A-41E3-B477-F2FDAA23CFDA}">
-  <ds:schemaRefs>
-    <ds:schemaRef ds:uri="http://schemas.microsoft.com/office/2006/coverPageProps"/>
-  </ds:schemaRefs>
-</ds:datastoreItem>
-</file>
-
-<file path=customXml/itemProps24.xml><?xml version="1.0" encoding="utf-8"?>
-<ds:datastoreItem xmlns:ds="http://schemas.openxmlformats.org/officeDocument/2006/customXml" ds:itemID="{1BE15728-079A-476E-B6FD-55EECEA2DBF4}"/>
-</file>
-
-<file path=customXml/itemProps33.xml><?xml version="1.0" encoding="utf-8"?>
-<ds:datastoreItem xmlns:ds="http://schemas.openxmlformats.org/officeDocument/2006/customXml" ds:itemID="{78E66A51-C9F3-4AAB-A7A7-AC1001ED0AD9}"/>
-</file>
-
-<file path=customXml/itemProps41.xml><?xml version="1.0" encoding="utf-8"?>
-<ds:datastoreItem xmlns:ds="http://schemas.openxmlformats.org/officeDocument/2006/customXml" ds:itemID="{3D491CB4-711F-43D5-BE5A-586D86896248}"/>
-</file>
-
 <file path=docMetadata/LabelInfo.xml><?xml version="1.0" encoding="utf-8"?>
 <clbl:labelList xmlns:clbl="http://schemas.microsoft.com/office/2020/mipLabelMetadata"/>
 </file>